--- a/static/uploads/mau/hopdong/nt1/tren_o1/hdvth.docx
+++ b/static/uploads/mau/hopdong/nt1/tren_o1/hdvth.docx
@@ -84,77 +84,13 @@
                 <w:szCs w:val="24"/>
               </w:rPr>
             </w:pPr>
-            <w:proofErr w:type="spellStart"/>
             <w:r>
               <w:rPr>
                 <w:rFonts w:ascii="Times New Roman" w:hAnsi="Times New Roman"/>
                 <w:b/>
                 <w:szCs w:val="24"/>
               </w:rPr>
-              <w:t>Độc</w:t>
-            </w:r>
-            <w:proofErr w:type="spellEnd"/>
-            <w:r>
-              <w:rPr>
-                <w:rFonts w:ascii="Times New Roman" w:hAnsi="Times New Roman"/>
-                <w:b/>
-                <w:szCs w:val="24"/>
-              </w:rPr>
-              <w:t xml:space="preserve"> </w:t>
-            </w:r>
-            <w:proofErr w:type="spellStart"/>
-            <w:r>
-              <w:rPr>
-                <w:rFonts w:ascii="Times New Roman" w:hAnsi="Times New Roman"/>
-                <w:b/>
-                <w:szCs w:val="24"/>
-              </w:rPr>
-              <w:t>lập</w:t>
-            </w:r>
-            <w:proofErr w:type="spellEnd"/>
-            <w:r>
-              <w:rPr>
-                <w:rFonts w:ascii="Times New Roman" w:hAnsi="Times New Roman"/>
-                <w:b/>
-                <w:szCs w:val="24"/>
-              </w:rPr>
-              <w:t xml:space="preserve"> – </w:t>
-            </w:r>
-            <w:proofErr w:type="spellStart"/>
-            <w:r>
-              <w:rPr>
-                <w:rFonts w:ascii="Times New Roman" w:hAnsi="Times New Roman"/>
-                <w:b/>
-                <w:szCs w:val="24"/>
-              </w:rPr>
-              <w:t>Tự</w:t>
-            </w:r>
-            <w:proofErr w:type="spellEnd"/>
-            <w:r>
-              <w:rPr>
-                <w:rFonts w:ascii="Times New Roman" w:hAnsi="Times New Roman"/>
-                <w:b/>
-                <w:szCs w:val="24"/>
-              </w:rPr>
-              <w:t xml:space="preserve"> do – </w:t>
-            </w:r>
-            <w:proofErr w:type="spellStart"/>
-            <w:r>
-              <w:rPr>
-                <w:rFonts w:ascii="Times New Roman" w:hAnsi="Times New Roman"/>
-                <w:b/>
-                <w:szCs w:val="24"/>
-              </w:rPr>
-              <w:t>Hạnh</w:t>
-            </w:r>
-            <w:proofErr w:type="spellEnd"/>
-            <w:r>
-              <w:rPr>
-                <w:rFonts w:ascii="Times New Roman" w:hAnsi="Times New Roman"/>
-                <w:b/>
-                <w:szCs w:val="24"/>
-              </w:rPr>
-              <w:t xml:space="preserve"> phúc</w:t>
+              <w:t>Độc lập – Tự do – Hạnh phúc</w:t>
             </w:r>
           </w:p>
         </w:tc>
@@ -402,6 +338,7 @@
           <w:rFonts w:ascii="Times New Roman" w:hAnsi="Times New Roman"/>
           <w:sz w:val="28"/>
           <w:szCs w:val="24"/>
+          <w:lang w:val="vi-VN"/>
         </w:rPr>
       </w:pPr>
       <w:r>
@@ -409,6 +346,7 @@
           <w:rFonts w:ascii="Times New Roman" w:hAnsi="Times New Roman"/>
           <w:sz w:val="28"/>
           <w:szCs w:val="24"/>
+          <w:lang w:val="vi-VN"/>
         </w:rPr>
         <w:t>HỢP ĐỒNG LAO ĐỘNG</w:t>
       </w:r>
@@ -422,6 +360,7 @@
           <w:b w:val="0"/>
           <w:sz w:val="20"/>
           <w:szCs w:val="24"/>
+          <w:lang w:val="vi-VN"/>
         </w:rPr>
       </w:pPr>
       <w:r>
@@ -430,18 +369,9 @@
           <w:b w:val="0"/>
           <w:sz w:val="20"/>
           <w:szCs w:val="24"/>
-        </w:rPr>
-        <w:t>(</w:t>
-      </w:r>
-      <w:proofErr w:type="spellStart"/>
-      <w:r>
-        <w:rPr>
-          <w:rFonts w:ascii="Times New Roman" w:hAnsi="Times New Roman"/>
-          <w:b w:val="0"/>
-          <w:sz w:val="20"/>
-          <w:szCs w:val="24"/>
-        </w:rPr>
-        <w:t>C</w:t>
+          <w:lang w:val="vi-VN"/>
+        </w:rPr>
+        <w:t>(C</w:t>
       </w:r>
       <w:r>
         <w:rPr>
@@ -449,6 +379,7 @@
           <w:b w:val="0"/>
           <w:sz w:val="20"/>
           <w:szCs w:val="24"/>
+          <w:lang w:val="vi-VN"/>
         </w:rPr>
         <w:t>ă</w:t>
       </w:r>
@@ -458,18 +389,9 @@
           <w:b w:val="0"/>
           <w:sz w:val="20"/>
           <w:szCs w:val="24"/>
-        </w:rPr>
-        <w:t>n</w:t>
-      </w:r>
-      <w:proofErr w:type="spellEnd"/>
-      <w:r>
-        <w:rPr>
-          <w:rFonts w:ascii="Times New Roman" w:hAnsi="Times New Roman"/>
-          <w:b w:val="0"/>
-          <w:sz w:val="20"/>
-          <w:szCs w:val="24"/>
-        </w:rPr>
-        <w:t xml:space="preserve"> cứ vào BLL</w:t>
+          <w:lang w:val="vi-VN"/>
+        </w:rPr>
+        <w:t>n cứ vào BLL</w:t>
       </w:r>
       <w:r>
         <w:rPr>
@@ -477,6 +399,7 @@
           <w:b w:val="0"/>
           <w:sz w:val="20"/>
           <w:szCs w:val="24"/>
+          <w:lang w:val="vi-VN"/>
         </w:rPr>
         <w:t>Đ</w:t>
       </w:r>
@@ -486,28 +409,9 @@
           <w:b w:val="0"/>
           <w:sz w:val="20"/>
           <w:szCs w:val="24"/>
-        </w:rPr>
-        <w:t xml:space="preserve"> 45/2019/QH 14 </w:t>
-      </w:r>
-      <w:proofErr w:type="spellStart"/>
-      <w:r>
-        <w:rPr>
-          <w:rFonts w:ascii="Times New Roman" w:hAnsi="Times New Roman"/>
-          <w:b w:val="0"/>
-          <w:sz w:val="20"/>
-          <w:szCs w:val="24"/>
-        </w:rPr>
-        <w:t>và</w:t>
-      </w:r>
-      <w:proofErr w:type="spellEnd"/>
-      <w:r>
-        <w:rPr>
-          <w:rFonts w:ascii="Times New Roman" w:hAnsi="Times New Roman"/>
-          <w:b w:val="0"/>
-          <w:sz w:val="20"/>
-          <w:szCs w:val="24"/>
-        </w:rPr>
-        <w:t xml:space="preserve"> N</w:t>
+          <w:lang w:val="vi-VN"/>
+        </w:rPr>
+        <w:t xml:space="preserve"> 45/2019/QH 14 và N</w:t>
       </w:r>
       <w:r>
         <w:rPr>
@@ -515,6 +419,7 @@
           <w:b w:val="0"/>
           <w:sz w:val="20"/>
           <w:szCs w:val="24"/>
+          <w:lang w:val="vi-VN"/>
         </w:rPr>
         <w:t>Đ</w:t>
       </w:r>
@@ -524,6 +429,7 @@
           <w:b w:val="0"/>
           <w:sz w:val="20"/>
           <w:szCs w:val="24"/>
+          <w:lang w:val="vi-VN"/>
         </w:rPr>
         <w:t xml:space="preserve"> 145/2020/N</w:t>
       </w:r>
@@ -533,6 +439,7 @@
           <w:b w:val="0"/>
           <w:sz w:val="20"/>
           <w:szCs w:val="24"/>
+          <w:lang w:val="vi-VN"/>
         </w:rPr>
         <w:t>Đ</w:t>
       </w:r>
@@ -542,6 +449,7 @@
           <w:b w:val="0"/>
           <w:sz w:val="20"/>
           <w:szCs w:val="24"/>
+          <w:lang w:val="vi-VN"/>
         </w:rPr>
         <w:t>-CP, TT 10/2020/TT-BL</w:t>
       </w:r>
@@ -551,6 +459,7 @@
           <w:b w:val="0"/>
           <w:sz w:val="20"/>
           <w:szCs w:val="24"/>
+          <w:lang w:val="vi-VN"/>
         </w:rPr>
         <w:t>Đ</w:t>
       </w:r>
@@ -560,6 +469,7 @@
           <w:b w:val="0"/>
           <w:sz w:val="20"/>
           <w:szCs w:val="24"/>
+          <w:lang w:val="vi-VN"/>
         </w:rPr>
         <w:t>TBXH )</w:t>
       </w:r>
@@ -597,62 +507,25 @@
               <w:rPr>
                 <w:rFonts w:ascii="Times New Roman" w:hAnsi="Times New Roman"/>
                 <w:szCs w:val="24"/>
-              </w:rPr>
-            </w:pPr>
-            <w:proofErr w:type="spellStart"/>
-            <w:r>
-              <w:rPr>
-                <w:rFonts w:ascii="Times New Roman" w:hAnsi="Times New Roman"/>
-                <w:szCs w:val="24"/>
-              </w:rPr>
-              <w:t>Chúng</w:t>
-            </w:r>
-            <w:proofErr w:type="spellEnd"/>
-            <w:r>
-              <w:rPr>
-                <w:rFonts w:ascii="Times New Roman" w:hAnsi="Times New Roman"/>
-                <w:szCs w:val="24"/>
-              </w:rPr>
-              <w:t xml:space="preserve"> </w:t>
-            </w:r>
-            <w:proofErr w:type="spellStart"/>
-            <w:r>
-              <w:rPr>
-                <w:rFonts w:ascii="Times New Roman" w:hAnsi="Times New Roman"/>
-                <w:szCs w:val="24"/>
-              </w:rPr>
-              <w:t>tôi</w:t>
-            </w:r>
-            <w:proofErr w:type="spellEnd"/>
-            <w:r>
-              <w:rPr>
-                <w:rFonts w:ascii="Times New Roman" w:hAnsi="Times New Roman"/>
-                <w:szCs w:val="24"/>
-              </w:rPr>
-              <w:t xml:space="preserve">, </w:t>
-            </w:r>
-            <w:r>
-              <w:rPr>
-                <w:rFonts w:ascii="Times New Roman" w:hAnsi="Times New Roman"/>
-                <w:szCs w:val="24"/>
+                <w:lang w:val="vi-VN"/>
+              </w:rPr>
+            </w:pPr>
+            <w:r>
+              <w:rPr>
+                <w:rFonts w:ascii="Times New Roman" w:hAnsi="Times New Roman"/>
+                <w:szCs w:val="24"/>
+                <w:lang w:val="vi-VN"/>
+              </w:rPr>
+              <w:t xml:space="preserve">Chúng tôi, </w:t>
+            </w:r>
+            <w:r>
+              <w:rPr>
+                <w:rFonts w:ascii="Times New Roman" w:hAnsi="Times New Roman"/>
+                <w:szCs w:val="24"/>
+                <w:lang w:val="vi-VN"/>
               </w:rPr>
               <w:br/>
-            </w:r>
-            <w:proofErr w:type="spellStart"/>
-            <w:r>
-              <w:rPr>
-                <w:rFonts w:ascii="Times New Roman" w:hAnsi="Times New Roman"/>
-                <w:szCs w:val="24"/>
-              </w:rPr>
-              <w:t>một</w:t>
-            </w:r>
-            <w:proofErr w:type="spellEnd"/>
-            <w:r>
-              <w:rPr>
-                <w:rFonts w:ascii="Times New Roman" w:hAnsi="Times New Roman"/>
-                <w:szCs w:val="24"/>
-              </w:rPr>
-              <w:t xml:space="preserve"> bên là</w:t>
+              <w:t>một bên là</w:t>
             </w:r>
           </w:p>
         </w:tc>
@@ -944,17 +817,8 @@
                 <w:rFonts w:ascii="Times New Roman" w:hAnsi="Times New Roman"/>
                 <w:szCs w:val="24"/>
               </w:rPr>
-              <w:t xml:space="preserve">Ngày tháng năm </w:t>
-            </w:r>
-            <w:proofErr w:type="spellStart"/>
-            <w:r>
-              <w:rPr>
-                <w:rFonts w:ascii="Times New Roman" w:hAnsi="Times New Roman"/>
-                <w:szCs w:val="24"/>
-              </w:rPr>
-              <w:t>sinh</w:t>
-            </w:r>
-            <w:proofErr w:type="spellEnd"/>
+              <w:t>Ngày tháng năm sinh</w:t>
+            </w:r>
           </w:p>
         </w:tc>
         <w:tc>
@@ -1033,17 +897,8 @@
                 <w:rFonts w:ascii="Times New Roman" w:hAnsi="Times New Roman"/>
                 <w:szCs w:val="24"/>
               </w:rPr>
-              <w:t xml:space="preserve">Quốc </w:t>
-            </w:r>
-            <w:proofErr w:type="spellStart"/>
-            <w:r>
-              <w:rPr>
-                <w:rFonts w:ascii="Times New Roman" w:hAnsi="Times New Roman"/>
-                <w:szCs w:val="24"/>
-              </w:rPr>
-              <w:t>tịch</w:t>
-            </w:r>
-            <w:proofErr w:type="spellEnd"/>
+              <w:t>Quốc tịch</w:t>
+            </w:r>
           </w:p>
         </w:tc>
         <w:tc>
@@ -1653,23 +1508,7 @@
           <w:rFonts w:ascii="Times New Roman" w:hAnsi="Times New Roman"/>
           <w:szCs w:val="24"/>
         </w:rPr>
-        <w:t xml:space="preserve">(Sau đây </w:t>
-      </w:r>
-      <w:proofErr w:type="spellStart"/>
-      <w:r>
-        <w:rPr>
-          <w:rFonts w:ascii="Times New Roman" w:hAnsi="Times New Roman"/>
-          <w:szCs w:val="24"/>
-        </w:rPr>
-        <w:t>gọi</w:t>
-      </w:r>
-      <w:proofErr w:type="spellEnd"/>
-      <w:r>
-        <w:rPr>
-          <w:rFonts w:ascii="Times New Roman" w:hAnsi="Times New Roman"/>
-          <w:szCs w:val="24"/>
-        </w:rPr>
-        <w:t xml:space="preserve"> là “</w:t>
+        <w:t>(Sau đây gọi là “</w:t>
       </w:r>
       <w:r>
         <w:rPr>
@@ -1790,39 +1629,7 @@
                 <w:b/>
                 <w:bCs/>
               </w:rPr>
-              <w:t>Ông/</w:t>
-            </w:r>
-            <w:proofErr w:type="spellStart"/>
-            <w:r>
-              <w:rPr>
-                <w:b/>
-                <w:bCs/>
-              </w:rPr>
-              <w:t>Bà</w:t>
-            </w:r>
-            <w:proofErr w:type="spellEnd"/>
-            <w:r>
-              <w:rPr>
-                <w:b/>
-                <w:bCs/>
-              </w:rPr>
-              <w:t>: {{</w:t>
-            </w:r>
-            <w:proofErr w:type="spellStart"/>
-            <w:r>
-              <w:rPr>
-                <w:b/>
-                <w:bCs/>
-              </w:rPr>
-              <w:t>hoten</w:t>
-            </w:r>
-            <w:proofErr w:type="spellEnd"/>
-            <w:r>
-              <w:rPr>
-                <w:b/>
-                <w:bCs/>
-              </w:rPr>
-              <w:t>}}</w:t>
+              <w:t>Ông/Bà: {{hoten}}</w:t>
             </w:r>
           </w:p>
         </w:tc>
@@ -1844,13 +1651,8 @@
               </w:rPr>
             </w:pPr>
             <w:r>
-              <w:t xml:space="preserve">     Quốc </w:t>
-            </w:r>
-            <w:proofErr w:type="spellStart"/>
-            <w:r>
-              <w:t>tịch</w:t>
-            </w:r>
-            <w:proofErr w:type="spellEnd"/>
+              <w:t xml:space="preserve">     Quốc tịch</w:t>
+            </w:r>
           </w:p>
         </w:tc>
         <w:tc>
@@ -1981,15 +1783,7 @@
               </w:rPr>
             </w:pPr>
             <w:r>
-              <w:t>{{</w:t>
-            </w:r>
-            <w:proofErr w:type="spellStart"/>
-            <w:r>
-              <w:t>gioitinh</w:t>
-            </w:r>
-            <w:proofErr w:type="spellEnd"/>
-            <w:r>
-              <w:t>}}</w:t>
+              <w:t>{{gioitinh}}</w:t>
             </w:r>
           </w:p>
         </w:tc>
@@ -2014,17 +1808,8 @@
               </w:rPr>
             </w:pPr>
             <w:r>
-              <w:t xml:space="preserve">     </w:t>
-            </w:r>
-            <w:proofErr w:type="spellStart"/>
-            <w:r>
-              <w:t>Số</w:t>
-            </w:r>
-            <w:proofErr w:type="spellEnd"/>
-            <w:r>
-              <w:t xml:space="preserve"> </w:t>
-            </w:r>
-            <w:proofErr w:type="spellStart"/>
+              <w:t xml:space="preserve">     Số </w:t>
+            </w:r>
             <w:r>
               <w:rPr>
                 <w:rFonts w:hint="eastAsia"/>
@@ -2032,17 +1817,8 @@
               <w:t>đ</w:t>
             </w:r>
             <w:r>
-              <w:t>iện</w:t>
-            </w:r>
-            <w:proofErr w:type="spellEnd"/>
-            <w:r>
-              <w:t xml:space="preserve"> </w:t>
-            </w:r>
-            <w:proofErr w:type="spellStart"/>
-            <w:r>
-              <w:t>thoại</w:t>
-            </w:r>
-            <w:proofErr w:type="spellEnd"/>
+              <w:t>iện thoại</w:t>
+            </w:r>
           </w:p>
         </w:tc>
         <w:tc>
@@ -2087,15 +1863,7 @@
               </w:rPr>
             </w:pPr>
             <w:r>
-              <w:t>{{</w:t>
-            </w:r>
-            <w:proofErr w:type="spellStart"/>
-            <w:r>
-              <w:t>sodienthoai</w:t>
-            </w:r>
-            <w:proofErr w:type="spellEnd"/>
-            <w:r>
-              <w:t>}}</w:t>
+              <w:t>{{sodienthoai}}</w:t>
             </w:r>
           </w:p>
         </w:tc>
@@ -2183,15 +1951,7 @@
               </w:rPr>
             </w:pPr>
             <w:r>
-              <w:t>{{</w:t>
-            </w:r>
-            <w:proofErr w:type="spellStart"/>
-            <w:r>
-              <w:t>ngaysinh</w:t>
-            </w:r>
-            <w:proofErr w:type="spellEnd"/>
-            <w:r>
-              <w:t xml:space="preserve">}}                                             </w:t>
+              <w:t xml:space="preserve">{{ngaysinh}}                                             </w:t>
             </w:r>
           </w:p>
         </w:tc>
@@ -2278,15 +2038,7 @@
               </w:rPr>
             </w:pPr>
             <w:r>
-              <w:t>{{</w:t>
-            </w:r>
-            <w:proofErr w:type="spellStart"/>
-            <w:r>
-              <w:t>thuongtru</w:t>
-            </w:r>
-            <w:proofErr w:type="spellEnd"/>
-            <w:r>
-              <w:t>}}</w:t>
+              <w:t>{{thuongtru}}</w:t>
             </w:r>
           </w:p>
         </w:tc>
@@ -2607,124 +2359,30 @@
                 <w:lang w:val="fr-FR"/>
               </w:rPr>
             </w:pPr>
-            <w:proofErr w:type="spellStart"/>
             <w:r>
               <w:rPr>
                 <w:color w:val="000000"/>
                 <w:szCs w:val="24"/>
                 <w:lang w:val="fr-FR"/>
               </w:rPr>
-              <w:t>Hợp</w:t>
-            </w:r>
-            <w:proofErr w:type="spellEnd"/>
+              <w:t>Hợp đồng</w:t>
+            </w:r>
             <w:r>
               <w:rPr>
                 <w:color w:val="000000"/>
                 <w:szCs w:val="24"/>
                 <w:lang w:val="fr-FR"/>
               </w:rPr>
-              <w:t xml:space="preserve"> </w:t>
-            </w:r>
-            <w:proofErr w:type="spellStart"/>
+              <w:t xml:space="preserve"> không</w:t>
+            </w:r>
             <w:r>
               <w:rPr>
                 <w:color w:val="000000"/>
                 <w:szCs w:val="24"/>
                 <w:lang w:val="fr-FR"/>
               </w:rPr>
-              <w:t>đồng</w:t>
-            </w:r>
-            <w:proofErr w:type="spellEnd"/>
-            <w:r>
-              <w:rPr>
-                <w:color w:val="000000"/>
-                <w:szCs w:val="24"/>
-                <w:lang w:val="fr-FR"/>
-              </w:rPr>
-              <w:t xml:space="preserve"> </w:t>
-            </w:r>
-            <w:proofErr w:type="spellStart"/>
-            <w:r>
-              <w:rPr>
-                <w:color w:val="000000"/>
-                <w:szCs w:val="24"/>
-                <w:lang w:val="fr-FR"/>
-              </w:rPr>
-              <w:t>không</w:t>
-            </w:r>
-            <w:proofErr w:type="spellEnd"/>
-            <w:r>
-              <w:rPr>
-                <w:color w:val="000000"/>
-                <w:szCs w:val="24"/>
-                <w:lang w:val="fr-FR"/>
-              </w:rPr>
-              <w:t xml:space="preserve"> </w:t>
-            </w:r>
-            <w:proofErr w:type="spellStart"/>
-            <w:r>
-              <w:rPr>
-                <w:color w:val="000000"/>
-                <w:szCs w:val="24"/>
-                <w:lang w:val="fr-FR"/>
-              </w:rPr>
-              <w:t>xác</w:t>
-            </w:r>
-            <w:proofErr w:type="spellEnd"/>
-            <w:r>
-              <w:rPr>
-                <w:color w:val="000000"/>
-                <w:szCs w:val="24"/>
-                <w:lang w:val="fr-FR"/>
-              </w:rPr>
-              <w:t xml:space="preserve"> </w:t>
-            </w:r>
-            <w:proofErr w:type="spellStart"/>
-            <w:r>
-              <w:rPr>
-                <w:color w:val="000000"/>
-                <w:szCs w:val="24"/>
-                <w:lang w:val="fr-FR"/>
-              </w:rPr>
-              <w:t>định</w:t>
-            </w:r>
-            <w:proofErr w:type="spellEnd"/>
-            <w:r>
-              <w:rPr>
-                <w:color w:val="000000"/>
-                <w:szCs w:val="24"/>
-                <w:lang w:val="fr-FR"/>
-              </w:rPr>
-              <w:t xml:space="preserve"> </w:t>
-            </w:r>
-            <w:proofErr w:type="spellStart"/>
-            <w:r>
-              <w:rPr>
-                <w:color w:val="000000"/>
-                <w:szCs w:val="24"/>
-                <w:lang w:val="fr-FR"/>
-              </w:rPr>
-              <w:t>thời</w:t>
-            </w:r>
-            <w:proofErr w:type="spellEnd"/>
-            <w:r>
-              <w:rPr>
-                <w:color w:val="000000"/>
-                <w:szCs w:val="24"/>
-                <w:lang w:val="fr-FR"/>
-              </w:rPr>
-              <w:t xml:space="preserve"> </w:t>
-            </w:r>
-            <w:proofErr w:type="spellStart"/>
-            <w:r>
-              <w:rPr>
-                <w:color w:val="000000"/>
-                <w:szCs w:val="24"/>
-                <w:lang w:val="fr-FR"/>
-              </w:rPr>
-              <w:t>hạn</w:t>
-            </w:r>
-            <w:proofErr w:type="spellEnd"/>
+              <w:t xml:space="preserve"> xác định thời hạn</w:t>
+            </w:r>
           </w:p>
           <w:p>
             <w:pPr>
@@ -2736,155 +2394,67 @@
                 <w:lang w:val="fr-FR"/>
               </w:rPr>
             </w:pPr>
-            <w:proofErr w:type="spellStart"/>
             <w:r>
               <w:rPr>
                 <w:rFonts w:ascii="Times New Roman" w:hAnsi="Times New Roman"/>
                 <w:szCs w:val="24"/>
                 <w:lang w:val="fr-FR"/>
               </w:rPr>
-              <w:t>Từ</w:t>
-            </w:r>
-            <w:proofErr w:type="spellEnd"/>
-            <w:r>
-              <w:rPr>
-                <w:rFonts w:ascii="Times New Roman" w:hAnsi="Times New Roman"/>
+              <w:t xml:space="preserve">Từ ngày </w:t>
+            </w:r>
+            <w:r>
+              <w:rPr>
+                <w:rFonts w:ascii="Times New Roman" w:hAnsi="Times New Roman"/>
+                <w:i/>
                 <w:szCs w:val="24"/>
                 <w:lang w:val="fr-FR"/>
               </w:rPr>
+              <w:t>{{ngaylamhopdong}}</w:t>
+            </w:r>
+            <w:r>
+              <w:rPr>
+                <w:rFonts w:ascii="Times New Roman" w:hAnsi="Times New Roman"/>
+                <w:i/>
+                <w:szCs w:val="24"/>
+                <w:lang w:val="vi-VN"/>
+              </w:rPr>
               <w:t xml:space="preserve"> </w:t>
             </w:r>
-            <w:proofErr w:type="spellStart"/>
-            <w:r>
-              <w:rPr>
-                <w:rFonts w:ascii="Times New Roman" w:hAnsi="Times New Roman"/>
+            <w:r>
+              <w:rPr>
+                <w:rFonts w:ascii="Times New Roman" w:hAnsi="Times New Roman"/>
+                <w:i/>
+                <w:szCs w:val="24"/>
+                <w:lang w:val="vi-VN"/>
+              </w:rPr>
+              <w:t xml:space="preserve">tháng </w:t>
+            </w:r>
+            <w:r>
+              <w:rPr>
+                <w:rFonts w:ascii="Times New Roman" w:hAnsi="Times New Roman"/>
+                <w:i/>
                 <w:szCs w:val="24"/>
                 <w:lang w:val="fr-FR"/>
               </w:rPr>
-              <w:t>ngày</w:t>
-            </w:r>
-            <w:proofErr w:type="spellEnd"/>
-            <w:r>
-              <w:rPr>
-                <w:rFonts w:ascii="Times New Roman" w:hAnsi="Times New Roman"/>
+              <w:t>{{thanglamhopdong}}</w:t>
+            </w:r>
+            <w:r>
+              <w:rPr>
+                <w:rFonts w:ascii="Times New Roman" w:hAnsi="Times New Roman"/>
+                <w:i/>
+                <w:szCs w:val="24"/>
+                <w:lang w:val="vi-VN"/>
+              </w:rPr>
+              <w:t xml:space="preserve"> năm </w:t>
+            </w:r>
+            <w:r>
+              <w:rPr>
+                <w:rFonts w:ascii="Times New Roman" w:hAnsi="Times New Roman"/>
+                <w:i/>
                 <w:szCs w:val="24"/>
                 <w:lang w:val="fr-FR"/>
               </w:rPr>
-              <w:t xml:space="preserve"> </w:t>
-            </w:r>
-            <w:r>
-              <w:rPr>
-                <w:rFonts w:ascii="Times New Roman" w:hAnsi="Times New Roman"/>
-                <w:i/>
-                <w:szCs w:val="24"/>
-                <w:lang w:val="fr-FR"/>
-              </w:rPr>
-              <w:t>{{</w:t>
-            </w:r>
-            <w:proofErr w:type="spellStart"/>
-            <w:r>
-              <w:rPr>
-                <w:rFonts w:ascii="Times New Roman" w:hAnsi="Times New Roman"/>
-                <w:i/>
-                <w:szCs w:val="24"/>
-                <w:lang w:val="fr-FR"/>
-              </w:rPr>
-              <w:t>ngaylamhopdong</w:t>
-            </w:r>
-            <w:proofErr w:type="spellEnd"/>
-            <w:r>
-              <w:rPr>
-                <w:rFonts w:ascii="Times New Roman" w:hAnsi="Times New Roman"/>
-                <w:i/>
-                <w:szCs w:val="24"/>
-                <w:lang w:val="fr-FR"/>
-              </w:rPr>
-              <w:t>}}</w:t>
-            </w:r>
-            <w:r>
-              <w:rPr>
-                <w:rFonts w:ascii="Times New Roman" w:hAnsi="Times New Roman"/>
-                <w:i/>
-                <w:szCs w:val="24"/>
-                <w:lang w:val="vi-VN"/>
-              </w:rPr>
-              <w:t xml:space="preserve"> </w:t>
-            </w:r>
-            <w:r>
-              <w:rPr>
-                <w:rFonts w:ascii="Times New Roman" w:hAnsi="Times New Roman"/>
-                <w:i/>
-                <w:szCs w:val="24"/>
-                <w:lang w:val="vi-VN"/>
-              </w:rPr>
-              <w:t xml:space="preserve">tháng </w:t>
-            </w:r>
-            <w:r>
-              <w:rPr>
-                <w:rFonts w:ascii="Times New Roman" w:hAnsi="Times New Roman"/>
-                <w:i/>
-                <w:szCs w:val="24"/>
-                <w:lang w:val="fr-FR"/>
-              </w:rPr>
-              <w:t>{{</w:t>
-            </w:r>
-            <w:proofErr w:type="spellStart"/>
-            <w:r>
-              <w:rPr>
-                <w:rFonts w:ascii="Times New Roman" w:hAnsi="Times New Roman"/>
-                <w:i/>
-                <w:szCs w:val="24"/>
-                <w:lang w:val="fr-FR"/>
-              </w:rPr>
-              <w:t>thanglamhopdong</w:t>
-            </w:r>
-            <w:proofErr w:type="spellEnd"/>
-            <w:r>
-              <w:rPr>
-                <w:rFonts w:ascii="Times New Roman" w:hAnsi="Times New Roman"/>
-                <w:i/>
-                <w:szCs w:val="24"/>
-                <w:lang w:val="fr-FR"/>
-              </w:rPr>
-              <w:t>}}</w:t>
-            </w:r>
-            <w:r>
-              <w:rPr>
-                <w:rFonts w:ascii="Times New Roman" w:hAnsi="Times New Roman"/>
-                <w:i/>
-                <w:szCs w:val="24"/>
-                <w:lang w:val="vi-VN"/>
-              </w:rPr>
-              <w:t xml:space="preserve"> năm </w:t>
-            </w:r>
-            <w:r>
-              <w:rPr>
-                <w:rFonts w:ascii="Times New Roman" w:hAnsi="Times New Roman"/>
-                <w:i/>
-                <w:szCs w:val="24"/>
-                <w:lang w:val="fr-FR"/>
-              </w:rPr>
-              <w:t>{{</w:t>
-            </w:r>
-            <w:proofErr w:type="spellStart"/>
-            <w:r>
-              <w:rPr>
-                <w:rFonts w:ascii="Times New Roman" w:hAnsi="Times New Roman"/>
-                <w:i/>
-                <w:szCs w:val="24"/>
-                <w:lang w:val="fr-FR"/>
-              </w:rPr>
-              <w:t>namlamhopdong</w:t>
-            </w:r>
-            <w:proofErr w:type="spellEnd"/>
-            <w:r>
-              <w:rPr>
-                <w:rFonts w:ascii="Times New Roman" w:hAnsi="Times New Roman"/>
-                <w:i/>
-                <w:szCs w:val="24"/>
-                <w:lang w:val="fr-FR"/>
-              </w:rPr>
-              <w:t>}}</w:t>
+              <w:t>{{namlamhopdong}}</w:t>
             </w:r>
           </w:p>
         </w:tc>
@@ -2925,88 +2495,14 @@
                 <w:lang w:val="fr-FR"/>
               </w:rPr>
             </w:pPr>
-            <w:proofErr w:type="spellStart"/>
             <w:r>
               <w:rPr>
                 <w:rFonts w:ascii="Times New Roman" w:hAnsi="Times New Roman"/>
                 <w:szCs w:val="24"/>
                 <w:lang w:val="fr-FR"/>
               </w:rPr>
-              <w:t>Địa</w:t>
-            </w:r>
-            <w:proofErr w:type="spellEnd"/>
-            <w:r>
-              <w:rPr>
-                <w:rFonts w:ascii="Times New Roman" w:hAnsi="Times New Roman"/>
-                <w:szCs w:val="24"/>
-                <w:lang w:val="fr-FR"/>
-              </w:rPr>
-              <w:t xml:space="preserve"> </w:t>
-            </w:r>
-            <w:proofErr w:type="spellStart"/>
-            <w:r>
-              <w:rPr>
-                <w:rFonts w:ascii="Times New Roman" w:hAnsi="Times New Roman"/>
-                <w:szCs w:val="24"/>
-                <w:lang w:val="fr-FR"/>
-              </w:rPr>
-              <w:t>điểm</w:t>
-            </w:r>
-            <w:proofErr w:type="spellEnd"/>
-            <w:r>
-              <w:rPr>
-                <w:rFonts w:ascii="Times New Roman" w:hAnsi="Times New Roman"/>
-                <w:szCs w:val="24"/>
-                <w:lang w:val="fr-FR"/>
-              </w:rPr>
-              <w:t xml:space="preserve"> </w:t>
-            </w:r>
-            <w:proofErr w:type="spellStart"/>
-            <w:r>
-              <w:rPr>
-                <w:rFonts w:ascii="Times New Roman" w:hAnsi="Times New Roman"/>
-                <w:szCs w:val="24"/>
-                <w:lang w:val="fr-FR"/>
-              </w:rPr>
-              <w:t>làm</w:t>
-            </w:r>
-            <w:proofErr w:type="spellEnd"/>
-            <w:r>
-              <w:rPr>
-                <w:rFonts w:ascii="Times New Roman" w:hAnsi="Times New Roman"/>
-                <w:szCs w:val="24"/>
-                <w:lang w:val="fr-FR"/>
-              </w:rPr>
-              <w:t xml:space="preserve"> </w:t>
-            </w:r>
-            <w:proofErr w:type="spellStart"/>
-            <w:r>
-              <w:rPr>
-                <w:rFonts w:ascii="Times New Roman" w:hAnsi="Times New Roman"/>
-                <w:szCs w:val="24"/>
-                <w:lang w:val="fr-FR"/>
-              </w:rPr>
-              <w:t>việc</w:t>
-            </w:r>
-            <w:proofErr w:type="spellEnd"/>
-            <w:r>
-              <w:rPr>
-                <w:rFonts w:ascii="Times New Roman" w:hAnsi="Times New Roman"/>
-                <w:szCs w:val="24"/>
-                <w:lang w:val="fr-FR"/>
-              </w:rPr>
-              <w:t xml:space="preserve"> </w:t>
-            </w:r>
-            <w:proofErr w:type="spellStart"/>
-            <w:r>
-              <w:rPr>
-                <w:rFonts w:ascii="Times New Roman" w:hAnsi="Times New Roman"/>
-                <w:szCs w:val="24"/>
-                <w:lang w:val="fr-FR"/>
-              </w:rPr>
-              <w:t>chính</w:t>
-            </w:r>
-            <w:proofErr w:type="spellEnd"/>
+              <w:t>Địa điểm làm việc chính</w:t>
+            </w:r>
           </w:p>
         </w:tc>
         <w:tc>
@@ -3054,622 +2550,68 @@
                 <w:szCs w:val="24"/>
                 <w:lang w:val="fr-FR"/>
               </w:rPr>
-              <w:t xml:space="preserve">+ </w:t>
-            </w:r>
-            <w:proofErr w:type="spellStart"/>
+              <w:t xml:space="preserve">+ Tại trụ sở của Công ty Cổ phần </w:t>
+            </w:r>
             <w:r>
               <w:rPr>
                 <w:rFonts w:ascii="Times New Roman" w:hAnsi="Times New Roman"/>
                 <w:szCs w:val="24"/>
                 <w:lang w:val="fr-FR"/>
               </w:rPr>
-              <w:t>Tại</w:t>
-            </w:r>
-            <w:proofErr w:type="spellEnd"/>
+              <w:t>Sản xuất Nam Thuận</w:t>
+            </w:r>
             <w:r>
               <w:rPr>
                 <w:rFonts w:ascii="Times New Roman" w:hAnsi="Times New Roman"/>
                 <w:szCs w:val="24"/>
                 <w:lang w:val="fr-FR"/>
               </w:rPr>
+              <w:t>:</w:t>
+            </w:r>
+            <w:r>
+              <w:rPr>
+                <w:rFonts w:ascii="Times New Roman" w:hAnsi="Times New Roman"/>
+                <w:szCs w:val="24"/>
+                <w:lang w:val="fr-FR"/>
+              </w:rPr>
               <w:t xml:space="preserve"> </w:t>
             </w:r>
-            <w:proofErr w:type="spellStart"/>
-            <w:r>
+          </w:p>
+          <w:p>
+            <w:pPr>
+              <w:ind w:left="0" w:firstLine="0"/>
               <w:rPr>
                 <w:rFonts w:ascii="Times New Roman" w:hAnsi="Times New Roman"/>
                 <w:szCs w:val="24"/>
                 <w:lang w:val="fr-FR"/>
               </w:rPr>
-              <w:t>trụ</w:t>
-            </w:r>
-            <w:proofErr w:type="spellEnd"/>
+            </w:pPr>
             <w:r>
               <w:rPr>
                 <w:rFonts w:ascii="Times New Roman" w:hAnsi="Times New Roman"/>
                 <w:szCs w:val="24"/>
                 <w:lang w:val="fr-FR"/>
               </w:rPr>
-              <w:t xml:space="preserve"> </w:t>
-            </w:r>
-            <w:proofErr w:type="spellStart"/>
-            <w:r>
+              <w:t>Tổ dân phố Thủy Sơn 7, phường Thủy Nguyên, thành phố Hải Phòng</w:t>
+            </w:r>
+          </w:p>
+          <w:p>
+            <w:pPr>
+              <w:ind w:left="0" w:firstLine="0"/>
               <w:rPr>
                 <w:rFonts w:ascii="Times New Roman" w:hAnsi="Times New Roman"/>
                 <w:szCs w:val="24"/>
                 <w:lang w:val="fr-FR"/>
               </w:rPr>
-              <w:t>sở</w:t>
-            </w:r>
-            <w:proofErr w:type="spellEnd"/>
+            </w:pPr>
             <w:r>
               <w:rPr>
                 <w:rFonts w:ascii="Times New Roman" w:hAnsi="Times New Roman"/>
                 <w:szCs w:val="24"/>
                 <w:lang w:val="fr-FR"/>
               </w:rPr>
-              <w:t xml:space="preserve"> </w:t>
-            </w:r>
-            <w:proofErr w:type="spellStart"/>
-            <w:r>
-              <w:rPr>
-                <w:rFonts w:ascii="Times New Roman" w:hAnsi="Times New Roman"/>
-                <w:szCs w:val="24"/>
-                <w:lang w:val="fr-FR"/>
-              </w:rPr>
-              <w:t>của</w:t>
-            </w:r>
-            <w:proofErr w:type="spellEnd"/>
-            <w:r>
-              <w:rPr>
-                <w:rFonts w:ascii="Times New Roman" w:hAnsi="Times New Roman"/>
-                <w:szCs w:val="24"/>
-                <w:lang w:val="fr-FR"/>
-              </w:rPr>
-              <w:t xml:space="preserve"> Công </w:t>
-            </w:r>
-            <w:proofErr w:type="spellStart"/>
-            <w:r>
-              <w:rPr>
-                <w:rFonts w:ascii="Times New Roman" w:hAnsi="Times New Roman"/>
-                <w:szCs w:val="24"/>
-                <w:lang w:val="fr-FR"/>
-              </w:rPr>
-              <w:t>ty</w:t>
-            </w:r>
-            <w:proofErr w:type="spellEnd"/>
-            <w:r>
-              <w:rPr>
-                <w:rFonts w:ascii="Times New Roman" w:hAnsi="Times New Roman"/>
-                <w:szCs w:val="24"/>
-                <w:lang w:val="fr-FR"/>
-              </w:rPr>
-              <w:t xml:space="preserve"> </w:t>
-            </w:r>
-            <w:proofErr w:type="spellStart"/>
-            <w:r>
-              <w:rPr>
-                <w:rFonts w:ascii="Times New Roman" w:hAnsi="Times New Roman"/>
-                <w:szCs w:val="24"/>
-                <w:lang w:val="fr-FR"/>
-              </w:rPr>
-              <w:t>Cổ</w:t>
-            </w:r>
-            <w:proofErr w:type="spellEnd"/>
-            <w:r>
-              <w:rPr>
-                <w:rFonts w:ascii="Times New Roman" w:hAnsi="Times New Roman"/>
-                <w:szCs w:val="24"/>
-                <w:lang w:val="fr-FR"/>
-              </w:rPr>
-              <w:t xml:space="preserve"> </w:t>
-            </w:r>
-            <w:proofErr w:type="spellStart"/>
-            <w:r>
-              <w:rPr>
-                <w:rFonts w:ascii="Times New Roman" w:hAnsi="Times New Roman"/>
-                <w:szCs w:val="24"/>
-                <w:lang w:val="fr-FR"/>
-              </w:rPr>
-              <w:t>phần</w:t>
-            </w:r>
-            <w:proofErr w:type="spellEnd"/>
-            <w:r>
-              <w:rPr>
-                <w:rFonts w:ascii="Times New Roman" w:hAnsi="Times New Roman"/>
-                <w:szCs w:val="24"/>
-                <w:lang w:val="fr-FR"/>
-              </w:rPr>
-              <w:t xml:space="preserve"> </w:t>
-            </w:r>
-            <w:proofErr w:type="spellStart"/>
-            <w:r>
-              <w:rPr>
-                <w:rFonts w:ascii="Times New Roman" w:hAnsi="Times New Roman"/>
-                <w:szCs w:val="24"/>
-                <w:lang w:val="fr-FR"/>
-              </w:rPr>
-              <w:t>Sản</w:t>
-            </w:r>
-            <w:proofErr w:type="spellEnd"/>
-            <w:r>
-              <w:rPr>
-                <w:rFonts w:ascii="Times New Roman" w:hAnsi="Times New Roman"/>
-                <w:szCs w:val="24"/>
-                <w:lang w:val="fr-FR"/>
-              </w:rPr>
-              <w:t xml:space="preserve"> </w:t>
-            </w:r>
-            <w:proofErr w:type="spellStart"/>
-            <w:r>
-              <w:rPr>
-                <w:rFonts w:ascii="Times New Roman" w:hAnsi="Times New Roman"/>
-                <w:szCs w:val="24"/>
-                <w:lang w:val="fr-FR"/>
-              </w:rPr>
-              <w:t>xuất</w:t>
-            </w:r>
-            <w:proofErr w:type="spellEnd"/>
-            <w:r>
-              <w:rPr>
-                <w:rFonts w:ascii="Times New Roman" w:hAnsi="Times New Roman"/>
-                <w:szCs w:val="24"/>
-                <w:lang w:val="fr-FR"/>
-              </w:rPr>
-              <w:t xml:space="preserve"> Nam </w:t>
-            </w:r>
-            <w:proofErr w:type="spellStart"/>
-            <w:r>
-              <w:rPr>
-                <w:rFonts w:ascii="Times New Roman" w:hAnsi="Times New Roman"/>
-                <w:szCs w:val="24"/>
-                <w:lang w:val="fr-FR"/>
-              </w:rPr>
-              <w:t>Thuận</w:t>
-            </w:r>
-            <w:proofErr w:type="spellEnd"/>
-            <w:r>
-              <w:rPr>
-                <w:rFonts w:ascii="Times New Roman" w:hAnsi="Times New Roman"/>
-                <w:szCs w:val="24"/>
-                <w:lang w:val="fr-FR"/>
-              </w:rPr>
-              <w:t>:</w:t>
-            </w:r>
-            <w:r>
-              <w:rPr>
-                <w:rFonts w:ascii="Times New Roman" w:hAnsi="Times New Roman"/>
-                <w:szCs w:val="24"/>
-                <w:lang w:val="fr-FR"/>
-              </w:rPr>
-              <w:t xml:space="preserve"> </w:t>
-            </w:r>
-          </w:p>
-          <w:p>
-            <w:pPr>
-              <w:ind w:left="0" w:firstLine="0"/>
-              <w:rPr>
-                <w:rFonts w:ascii="Times New Roman" w:hAnsi="Times New Roman"/>
-                <w:szCs w:val="24"/>
-                <w:lang w:val="fr-FR"/>
-              </w:rPr>
-            </w:pPr>
-            <w:proofErr w:type="spellStart"/>
-            <w:r>
-              <w:rPr>
-                <w:rFonts w:ascii="Times New Roman" w:hAnsi="Times New Roman"/>
-                <w:szCs w:val="24"/>
-                <w:lang w:val="fr-FR"/>
-              </w:rPr>
-              <w:t>Tổ</w:t>
-            </w:r>
-            <w:proofErr w:type="spellEnd"/>
-            <w:r>
-              <w:rPr>
-                <w:rFonts w:ascii="Times New Roman" w:hAnsi="Times New Roman"/>
-                <w:szCs w:val="24"/>
-                <w:lang w:val="fr-FR"/>
-              </w:rPr>
-              <w:t xml:space="preserve"> </w:t>
-            </w:r>
-            <w:proofErr w:type="spellStart"/>
-            <w:r>
-              <w:rPr>
-                <w:rFonts w:ascii="Times New Roman" w:hAnsi="Times New Roman"/>
-                <w:szCs w:val="24"/>
-                <w:lang w:val="fr-FR"/>
-              </w:rPr>
-              <w:t>dân</w:t>
-            </w:r>
-            <w:proofErr w:type="spellEnd"/>
-            <w:r>
-              <w:rPr>
-                <w:rFonts w:ascii="Times New Roman" w:hAnsi="Times New Roman"/>
-                <w:szCs w:val="24"/>
-                <w:lang w:val="fr-FR"/>
-              </w:rPr>
-              <w:t xml:space="preserve"> </w:t>
-            </w:r>
-            <w:proofErr w:type="spellStart"/>
-            <w:r>
-              <w:rPr>
-                <w:rFonts w:ascii="Times New Roman" w:hAnsi="Times New Roman"/>
-                <w:szCs w:val="24"/>
-                <w:lang w:val="fr-FR"/>
-              </w:rPr>
-              <w:t>phố</w:t>
-            </w:r>
-            <w:proofErr w:type="spellEnd"/>
-            <w:r>
-              <w:rPr>
-                <w:rFonts w:ascii="Times New Roman" w:hAnsi="Times New Roman"/>
-                <w:szCs w:val="24"/>
-                <w:lang w:val="fr-FR"/>
-              </w:rPr>
-              <w:t xml:space="preserve"> </w:t>
-            </w:r>
-            <w:proofErr w:type="spellStart"/>
-            <w:r>
-              <w:rPr>
-                <w:rFonts w:ascii="Times New Roman" w:hAnsi="Times New Roman"/>
-                <w:szCs w:val="24"/>
-                <w:lang w:val="fr-FR"/>
-              </w:rPr>
-              <w:t>Thủy</w:t>
-            </w:r>
-            <w:proofErr w:type="spellEnd"/>
-            <w:r>
-              <w:rPr>
-                <w:rFonts w:ascii="Times New Roman" w:hAnsi="Times New Roman"/>
-                <w:szCs w:val="24"/>
-                <w:lang w:val="fr-FR"/>
-              </w:rPr>
-              <w:t xml:space="preserve"> Sơn 7, </w:t>
-            </w:r>
-            <w:proofErr w:type="spellStart"/>
-            <w:r>
-              <w:rPr>
-                <w:rFonts w:ascii="Times New Roman" w:hAnsi="Times New Roman"/>
-                <w:szCs w:val="24"/>
-                <w:lang w:val="fr-FR"/>
-              </w:rPr>
-              <w:t>phường</w:t>
-            </w:r>
-            <w:proofErr w:type="spellEnd"/>
-            <w:r>
-              <w:rPr>
-                <w:rFonts w:ascii="Times New Roman" w:hAnsi="Times New Roman"/>
-                <w:szCs w:val="24"/>
-                <w:lang w:val="fr-FR"/>
-              </w:rPr>
-              <w:t xml:space="preserve"> </w:t>
-            </w:r>
-            <w:proofErr w:type="spellStart"/>
-            <w:r>
-              <w:rPr>
-                <w:rFonts w:ascii="Times New Roman" w:hAnsi="Times New Roman"/>
-                <w:szCs w:val="24"/>
-                <w:lang w:val="fr-FR"/>
-              </w:rPr>
-              <w:t>Thủy</w:t>
-            </w:r>
-            <w:proofErr w:type="spellEnd"/>
-            <w:r>
-              <w:rPr>
-                <w:rFonts w:ascii="Times New Roman" w:hAnsi="Times New Roman"/>
-                <w:szCs w:val="24"/>
-                <w:lang w:val="fr-FR"/>
-              </w:rPr>
-              <w:t xml:space="preserve"> Nguyên, </w:t>
-            </w:r>
-            <w:proofErr w:type="spellStart"/>
-            <w:r>
-              <w:rPr>
-                <w:rFonts w:ascii="Times New Roman" w:hAnsi="Times New Roman"/>
-                <w:szCs w:val="24"/>
-                <w:lang w:val="fr-FR"/>
-              </w:rPr>
-              <w:t>thành</w:t>
-            </w:r>
-            <w:proofErr w:type="spellEnd"/>
-            <w:r>
-              <w:rPr>
-                <w:rFonts w:ascii="Times New Roman" w:hAnsi="Times New Roman"/>
-                <w:szCs w:val="24"/>
-                <w:lang w:val="fr-FR"/>
-              </w:rPr>
-              <w:t xml:space="preserve"> </w:t>
-            </w:r>
-            <w:proofErr w:type="spellStart"/>
-            <w:r>
-              <w:rPr>
-                <w:rFonts w:ascii="Times New Roman" w:hAnsi="Times New Roman"/>
-                <w:szCs w:val="24"/>
-                <w:lang w:val="fr-FR"/>
-              </w:rPr>
-              <w:t>phố</w:t>
-            </w:r>
-            <w:proofErr w:type="spellEnd"/>
-            <w:r>
-              <w:rPr>
-                <w:rFonts w:ascii="Times New Roman" w:hAnsi="Times New Roman"/>
-                <w:szCs w:val="24"/>
-                <w:lang w:val="fr-FR"/>
-              </w:rPr>
-              <w:t xml:space="preserve"> Hải </w:t>
-            </w:r>
-            <w:proofErr w:type="spellStart"/>
-            <w:r>
-              <w:rPr>
-                <w:rFonts w:ascii="Times New Roman" w:hAnsi="Times New Roman"/>
-                <w:szCs w:val="24"/>
-                <w:lang w:val="fr-FR"/>
-              </w:rPr>
-              <w:t>Phòng</w:t>
-            </w:r>
-            <w:proofErr w:type="spellEnd"/>
-          </w:p>
-          <w:p>
-            <w:pPr>
-              <w:ind w:left="0" w:firstLine="0"/>
-              <w:rPr>
-                <w:rFonts w:ascii="Times New Roman" w:hAnsi="Times New Roman"/>
-                <w:szCs w:val="24"/>
-                <w:lang w:val="fr-FR"/>
-              </w:rPr>
-            </w:pPr>
-            <w:r>
-              <w:rPr>
-                <w:rFonts w:ascii="Times New Roman" w:hAnsi="Times New Roman"/>
-                <w:szCs w:val="24"/>
-                <w:lang w:val="fr-FR"/>
-              </w:rPr>
-              <w:t xml:space="preserve">+ Các </w:t>
-            </w:r>
-            <w:proofErr w:type="spellStart"/>
-            <w:r>
-              <w:rPr>
-                <w:rFonts w:ascii="Times New Roman" w:hAnsi="Times New Roman"/>
-                <w:szCs w:val="24"/>
-                <w:lang w:val="fr-FR"/>
-              </w:rPr>
-              <w:t>địa</w:t>
-            </w:r>
-            <w:proofErr w:type="spellEnd"/>
-            <w:r>
-              <w:rPr>
-                <w:rFonts w:ascii="Times New Roman" w:hAnsi="Times New Roman"/>
-                <w:szCs w:val="24"/>
-                <w:lang w:val="fr-FR"/>
-              </w:rPr>
-              <w:t xml:space="preserve"> </w:t>
-            </w:r>
-            <w:proofErr w:type="spellStart"/>
-            <w:r>
-              <w:rPr>
-                <w:rFonts w:ascii="Times New Roman" w:hAnsi="Times New Roman"/>
-                <w:szCs w:val="24"/>
-                <w:lang w:val="fr-FR"/>
-              </w:rPr>
-              <w:t>điểm</w:t>
-            </w:r>
-            <w:proofErr w:type="spellEnd"/>
-            <w:r>
-              <w:rPr>
-                <w:rFonts w:ascii="Times New Roman" w:hAnsi="Times New Roman"/>
-                <w:szCs w:val="24"/>
-                <w:lang w:val="fr-FR"/>
-              </w:rPr>
-              <w:t xml:space="preserve"> </w:t>
-            </w:r>
-            <w:proofErr w:type="spellStart"/>
-            <w:r>
-              <w:rPr>
-                <w:rFonts w:ascii="Times New Roman" w:hAnsi="Times New Roman"/>
-                <w:szCs w:val="24"/>
-                <w:lang w:val="fr-FR"/>
-              </w:rPr>
-              <w:t>khác</w:t>
-            </w:r>
-            <w:proofErr w:type="spellEnd"/>
-            <w:r>
-              <w:rPr>
-                <w:rFonts w:ascii="Times New Roman" w:hAnsi="Times New Roman"/>
-                <w:szCs w:val="24"/>
-                <w:lang w:val="fr-FR"/>
-              </w:rPr>
-              <w:t xml:space="preserve"> </w:t>
-            </w:r>
-            <w:proofErr w:type="spellStart"/>
-            <w:r>
-              <w:rPr>
-                <w:rFonts w:ascii="Times New Roman" w:hAnsi="Times New Roman"/>
-                <w:szCs w:val="24"/>
-                <w:lang w:val="fr-FR"/>
-              </w:rPr>
-              <w:t>theo</w:t>
-            </w:r>
-            <w:proofErr w:type="spellEnd"/>
-            <w:r>
-              <w:rPr>
-                <w:rFonts w:ascii="Times New Roman" w:hAnsi="Times New Roman"/>
-                <w:szCs w:val="24"/>
-                <w:lang w:val="fr-FR"/>
-              </w:rPr>
-              <w:t xml:space="preserve"> </w:t>
-            </w:r>
-            <w:proofErr w:type="spellStart"/>
-            <w:r>
-              <w:rPr>
-                <w:rFonts w:ascii="Times New Roman" w:hAnsi="Times New Roman"/>
-                <w:szCs w:val="24"/>
-                <w:lang w:val="fr-FR"/>
-              </w:rPr>
-              <w:t>sự</w:t>
-            </w:r>
-            <w:proofErr w:type="spellEnd"/>
-            <w:r>
-              <w:rPr>
-                <w:rFonts w:ascii="Times New Roman" w:hAnsi="Times New Roman"/>
-                <w:szCs w:val="24"/>
-                <w:lang w:val="fr-FR"/>
-              </w:rPr>
-              <w:t xml:space="preserve"> </w:t>
-            </w:r>
-            <w:proofErr w:type="spellStart"/>
-            <w:r>
-              <w:rPr>
-                <w:rFonts w:ascii="Times New Roman" w:hAnsi="Times New Roman"/>
-                <w:szCs w:val="24"/>
-                <w:lang w:val="fr-FR"/>
-              </w:rPr>
-              <w:t>phân</w:t>
-            </w:r>
-            <w:proofErr w:type="spellEnd"/>
-            <w:r>
-              <w:rPr>
-                <w:rFonts w:ascii="Times New Roman" w:hAnsi="Times New Roman"/>
-                <w:szCs w:val="24"/>
-                <w:lang w:val="fr-FR"/>
-              </w:rPr>
-              <w:t xml:space="preserve"> </w:t>
-            </w:r>
-            <w:proofErr w:type="spellStart"/>
-            <w:r>
-              <w:rPr>
-                <w:rFonts w:ascii="Times New Roman" w:hAnsi="Times New Roman"/>
-                <w:szCs w:val="24"/>
-                <w:lang w:val="fr-FR"/>
-              </w:rPr>
-              <w:t>công</w:t>
-            </w:r>
-            <w:proofErr w:type="spellEnd"/>
-            <w:r>
-              <w:rPr>
-                <w:rFonts w:ascii="Times New Roman" w:hAnsi="Times New Roman"/>
-                <w:szCs w:val="24"/>
-                <w:lang w:val="fr-FR"/>
-              </w:rPr>
-              <w:t xml:space="preserve"> </w:t>
-            </w:r>
-            <w:proofErr w:type="spellStart"/>
-            <w:r>
-              <w:rPr>
-                <w:rFonts w:ascii="Times New Roman" w:hAnsi="Times New Roman"/>
-                <w:szCs w:val="24"/>
-                <w:lang w:val="fr-FR"/>
-              </w:rPr>
-              <w:t>của</w:t>
-            </w:r>
-            <w:proofErr w:type="spellEnd"/>
-            <w:r>
-              <w:rPr>
-                <w:rFonts w:ascii="Times New Roman" w:hAnsi="Times New Roman"/>
-                <w:szCs w:val="24"/>
-                <w:lang w:val="fr-FR"/>
-              </w:rPr>
-              <w:t xml:space="preserve"> Công </w:t>
-            </w:r>
-            <w:proofErr w:type="spellStart"/>
-            <w:r>
-              <w:rPr>
-                <w:rFonts w:ascii="Times New Roman" w:hAnsi="Times New Roman"/>
-                <w:szCs w:val="24"/>
-                <w:lang w:val="fr-FR"/>
-              </w:rPr>
-              <w:t>ty</w:t>
-            </w:r>
-            <w:proofErr w:type="spellEnd"/>
-            <w:r>
-              <w:rPr>
-                <w:rFonts w:ascii="Times New Roman" w:hAnsi="Times New Roman"/>
-                <w:szCs w:val="24"/>
-                <w:lang w:val="fr-FR"/>
-              </w:rPr>
-              <w:t xml:space="preserve"> </w:t>
-            </w:r>
-            <w:proofErr w:type="spellStart"/>
-            <w:r>
-              <w:rPr>
-                <w:rFonts w:ascii="Times New Roman" w:hAnsi="Times New Roman"/>
-                <w:szCs w:val="24"/>
-                <w:lang w:val="fr-FR"/>
-              </w:rPr>
-              <w:t>theo</w:t>
-            </w:r>
-            <w:proofErr w:type="spellEnd"/>
-            <w:r>
-              <w:rPr>
-                <w:rFonts w:ascii="Times New Roman" w:hAnsi="Times New Roman"/>
-                <w:szCs w:val="24"/>
-                <w:lang w:val="fr-FR"/>
-              </w:rPr>
-              <w:t xml:space="preserve"> </w:t>
-            </w:r>
-            <w:proofErr w:type="spellStart"/>
-            <w:r>
-              <w:rPr>
-                <w:rFonts w:ascii="Times New Roman" w:hAnsi="Times New Roman"/>
-                <w:szCs w:val="24"/>
-                <w:lang w:val="fr-FR"/>
-              </w:rPr>
-              <w:t>yêu</w:t>
-            </w:r>
-            <w:proofErr w:type="spellEnd"/>
-            <w:r>
-              <w:rPr>
-                <w:rFonts w:ascii="Times New Roman" w:hAnsi="Times New Roman"/>
-                <w:szCs w:val="24"/>
-                <w:lang w:val="fr-FR"/>
-              </w:rPr>
-              <w:t xml:space="preserve"> </w:t>
-            </w:r>
-            <w:proofErr w:type="spellStart"/>
-            <w:r>
-              <w:rPr>
-                <w:rFonts w:ascii="Times New Roman" w:hAnsi="Times New Roman"/>
-                <w:szCs w:val="24"/>
-                <w:lang w:val="fr-FR"/>
-              </w:rPr>
-              <w:t>cầu</w:t>
-            </w:r>
-            <w:proofErr w:type="spellEnd"/>
-            <w:r>
-              <w:rPr>
-                <w:rFonts w:ascii="Times New Roman" w:hAnsi="Times New Roman"/>
-                <w:szCs w:val="24"/>
-                <w:lang w:val="fr-FR"/>
-              </w:rPr>
-              <w:t xml:space="preserve"> </w:t>
-            </w:r>
-            <w:proofErr w:type="spellStart"/>
-            <w:r>
-              <w:rPr>
-                <w:rFonts w:ascii="Times New Roman" w:hAnsi="Times New Roman"/>
-                <w:szCs w:val="24"/>
-                <w:lang w:val="fr-FR"/>
-              </w:rPr>
-              <w:t>công</w:t>
-            </w:r>
-            <w:proofErr w:type="spellEnd"/>
-            <w:r>
-              <w:rPr>
-                <w:rFonts w:ascii="Times New Roman" w:hAnsi="Times New Roman"/>
-                <w:szCs w:val="24"/>
-                <w:lang w:val="fr-FR"/>
-              </w:rPr>
-              <w:t xml:space="preserve"> </w:t>
-            </w:r>
-            <w:proofErr w:type="spellStart"/>
-            <w:r>
-              <w:rPr>
-                <w:rFonts w:ascii="Times New Roman" w:hAnsi="Times New Roman"/>
-                <w:szCs w:val="24"/>
-                <w:lang w:val="fr-FR"/>
-              </w:rPr>
-              <w:t>việc</w:t>
-            </w:r>
-            <w:proofErr w:type="spellEnd"/>
+              <w:t>+ Các địa điểm khác theo sự phân công của Công ty theo yêu cầu công việc</w:t>
+            </w:r>
           </w:p>
         </w:tc>
       </w:tr>
@@ -3773,25 +2715,7 @@
                 <w:color w:val="000000"/>
                 <w:szCs w:val="24"/>
               </w:rPr>
-              <w:t>{{</w:t>
-            </w:r>
-            <w:proofErr w:type="spellStart"/>
-            <w:r>
-              <w:rPr>
-                <w:rFonts w:ascii="Times New Roman" w:hAnsi="Times New Roman"/>
-                <w:color w:val="000000"/>
-                <w:szCs w:val="24"/>
-              </w:rPr>
-              <w:t>chucdanh</w:t>
-            </w:r>
-            <w:proofErr w:type="spellEnd"/>
-            <w:r>
-              <w:rPr>
-                <w:rFonts w:ascii="Times New Roman" w:hAnsi="Times New Roman"/>
-                <w:color w:val="000000"/>
-                <w:szCs w:val="24"/>
-              </w:rPr>
-              <w:t>}}</w:t>
+              <w:t>{{chucdanh}}</w:t>
             </w:r>
           </w:p>
         </w:tc>
@@ -3902,27 +2826,7 @@
                 <w:color w:val="000000"/>
                 <w:szCs w:val="24"/>
               </w:rPr>
-              <w:t>{{</w:t>
-            </w:r>
-            <w:proofErr w:type="spellStart"/>
-            <w:r>
-              <w:rPr>
-                <w:b/>
-                <w:bCs/>
-                <w:color w:val="000000"/>
-                <w:szCs w:val="24"/>
-              </w:rPr>
-              <w:t>bophan</w:t>
-            </w:r>
-            <w:proofErr w:type="spellEnd"/>
-            <w:r>
-              <w:rPr>
-                <w:b/>
-                <w:bCs/>
-                <w:color w:val="000000"/>
-                <w:szCs w:val="24"/>
-              </w:rPr>
-              <w:t>}}</w:t>
+              <w:t>{{bophan}}</w:t>
             </w:r>
           </w:p>
         </w:tc>
@@ -4104,7 +3008,6 @@
                 <w:lang w:val="fr-FR"/>
               </w:rPr>
             </w:pPr>
-            <w:proofErr w:type="spellStart"/>
             <w:r>
               <w:rPr>
                 <w:rFonts w:ascii="Times New Roman" w:hAnsi="Times New Roman"/>
@@ -4112,407 +3015,7 @@
                 <w:szCs w:val="24"/>
                 <w:lang w:val="fr-FR"/>
               </w:rPr>
-              <w:t>Thực</w:t>
-            </w:r>
-            <w:proofErr w:type="spellEnd"/>
-            <w:r>
-              <w:rPr>
-                <w:rFonts w:ascii="Times New Roman" w:hAnsi="Times New Roman"/>
-                <w:color w:val="000000"/>
-                <w:szCs w:val="24"/>
-                <w:lang w:val="fr-FR"/>
-              </w:rPr>
-              <w:t xml:space="preserve"> </w:t>
-            </w:r>
-            <w:proofErr w:type="spellStart"/>
-            <w:r>
-              <w:rPr>
-                <w:rFonts w:ascii="Times New Roman" w:hAnsi="Times New Roman"/>
-                <w:color w:val="000000"/>
-                <w:szCs w:val="24"/>
-                <w:lang w:val="fr-FR"/>
-              </w:rPr>
-              <w:t>hiện</w:t>
-            </w:r>
-            <w:proofErr w:type="spellEnd"/>
-            <w:r>
-              <w:rPr>
-                <w:rFonts w:ascii="Times New Roman" w:hAnsi="Times New Roman"/>
-                <w:color w:val="000000"/>
-                <w:szCs w:val="24"/>
-                <w:lang w:val="fr-FR"/>
-              </w:rPr>
-              <w:t xml:space="preserve"> </w:t>
-            </w:r>
-            <w:proofErr w:type="spellStart"/>
-            <w:r>
-              <w:rPr>
-                <w:rFonts w:ascii="Times New Roman" w:hAnsi="Times New Roman"/>
-                <w:color w:val="000000"/>
-                <w:szCs w:val="24"/>
-                <w:lang w:val="fr-FR"/>
-              </w:rPr>
-              <w:t>theo</w:t>
-            </w:r>
-            <w:proofErr w:type="spellEnd"/>
-            <w:r>
-              <w:rPr>
-                <w:rFonts w:ascii="Times New Roman" w:hAnsi="Times New Roman"/>
-                <w:color w:val="000000"/>
-                <w:szCs w:val="24"/>
-                <w:lang w:val="fr-FR"/>
-              </w:rPr>
-              <w:t xml:space="preserve"> </w:t>
-            </w:r>
-            <w:proofErr w:type="spellStart"/>
-            <w:r>
-              <w:rPr>
-                <w:rFonts w:ascii="Times New Roman" w:hAnsi="Times New Roman"/>
-                <w:color w:val="000000"/>
-                <w:szCs w:val="24"/>
-                <w:lang w:val="fr-FR"/>
-              </w:rPr>
-              <w:t>bảng</w:t>
-            </w:r>
-            <w:proofErr w:type="spellEnd"/>
-            <w:r>
-              <w:rPr>
-                <w:rFonts w:ascii="Times New Roman" w:hAnsi="Times New Roman"/>
-                <w:color w:val="000000"/>
-                <w:szCs w:val="24"/>
-                <w:lang w:val="fr-FR"/>
-              </w:rPr>
-              <w:t xml:space="preserve"> </w:t>
-            </w:r>
-            <w:proofErr w:type="spellStart"/>
-            <w:r>
-              <w:rPr>
-                <w:rFonts w:ascii="Times New Roman" w:hAnsi="Times New Roman"/>
-                <w:color w:val="000000"/>
-                <w:szCs w:val="24"/>
-                <w:lang w:val="fr-FR"/>
-              </w:rPr>
-              <w:t>mô</w:t>
-            </w:r>
-            <w:proofErr w:type="spellEnd"/>
-            <w:r>
-              <w:rPr>
-                <w:rFonts w:ascii="Times New Roman" w:hAnsi="Times New Roman"/>
-                <w:color w:val="000000"/>
-                <w:szCs w:val="24"/>
-                <w:lang w:val="fr-FR"/>
-              </w:rPr>
-              <w:t xml:space="preserve"> </w:t>
-            </w:r>
-            <w:proofErr w:type="spellStart"/>
-            <w:r>
-              <w:rPr>
-                <w:rFonts w:ascii="Times New Roman" w:hAnsi="Times New Roman"/>
-                <w:color w:val="000000"/>
-                <w:szCs w:val="24"/>
-                <w:lang w:val="fr-FR"/>
-              </w:rPr>
-              <w:t>tả</w:t>
-            </w:r>
-            <w:proofErr w:type="spellEnd"/>
-            <w:r>
-              <w:rPr>
-                <w:rFonts w:ascii="Times New Roman" w:hAnsi="Times New Roman"/>
-                <w:color w:val="000000"/>
-                <w:szCs w:val="24"/>
-                <w:lang w:val="fr-FR"/>
-              </w:rPr>
-              <w:t xml:space="preserve"> </w:t>
-            </w:r>
-            <w:proofErr w:type="spellStart"/>
-            <w:r>
-              <w:rPr>
-                <w:rFonts w:ascii="Times New Roman" w:hAnsi="Times New Roman"/>
-                <w:color w:val="000000"/>
-                <w:szCs w:val="24"/>
-                <w:lang w:val="fr-FR"/>
-              </w:rPr>
-              <w:t>công</w:t>
-            </w:r>
-            <w:proofErr w:type="spellEnd"/>
-            <w:r>
-              <w:rPr>
-                <w:rFonts w:ascii="Times New Roman" w:hAnsi="Times New Roman"/>
-                <w:color w:val="000000"/>
-                <w:szCs w:val="24"/>
-                <w:lang w:val="fr-FR"/>
-              </w:rPr>
-              <w:t xml:space="preserve"> </w:t>
-            </w:r>
-            <w:proofErr w:type="spellStart"/>
-            <w:r>
-              <w:rPr>
-                <w:rFonts w:ascii="Times New Roman" w:hAnsi="Times New Roman"/>
-                <w:color w:val="000000"/>
-                <w:szCs w:val="24"/>
-                <w:lang w:val="fr-FR"/>
-              </w:rPr>
-              <w:t>việc</w:t>
-            </w:r>
-            <w:proofErr w:type="spellEnd"/>
-            <w:r>
-              <w:rPr>
-                <w:rFonts w:ascii="Times New Roman" w:hAnsi="Times New Roman"/>
-                <w:color w:val="000000"/>
-                <w:szCs w:val="24"/>
-                <w:lang w:val="fr-FR"/>
-              </w:rPr>
-              <w:t xml:space="preserve"> </w:t>
-            </w:r>
-            <w:proofErr w:type="spellStart"/>
-            <w:r>
-              <w:rPr>
-                <w:rFonts w:ascii="Times New Roman" w:hAnsi="Times New Roman"/>
-                <w:color w:val="000000"/>
-                <w:szCs w:val="24"/>
-                <w:lang w:val="fr-FR"/>
-              </w:rPr>
-              <w:t>và</w:t>
-            </w:r>
-            <w:proofErr w:type="spellEnd"/>
-            <w:r>
-              <w:rPr>
-                <w:rFonts w:ascii="Times New Roman" w:hAnsi="Times New Roman"/>
-                <w:color w:val="000000"/>
-                <w:szCs w:val="24"/>
-                <w:lang w:val="fr-FR"/>
-              </w:rPr>
-              <w:t xml:space="preserve"> </w:t>
-            </w:r>
-            <w:proofErr w:type="spellStart"/>
-            <w:r>
-              <w:rPr>
-                <w:rFonts w:ascii="Times New Roman" w:hAnsi="Times New Roman"/>
-                <w:color w:val="000000"/>
-                <w:szCs w:val="24"/>
-                <w:lang w:val="fr-FR"/>
-              </w:rPr>
-              <w:t>các</w:t>
-            </w:r>
-            <w:proofErr w:type="spellEnd"/>
-            <w:r>
-              <w:rPr>
-                <w:rFonts w:ascii="Times New Roman" w:hAnsi="Times New Roman"/>
-                <w:color w:val="000000"/>
-                <w:szCs w:val="24"/>
-                <w:lang w:val="fr-FR"/>
-              </w:rPr>
-              <w:t xml:space="preserve"> </w:t>
-            </w:r>
-            <w:proofErr w:type="spellStart"/>
-            <w:r>
-              <w:rPr>
-                <w:rFonts w:ascii="Times New Roman" w:hAnsi="Times New Roman"/>
-                <w:color w:val="000000"/>
-                <w:szCs w:val="24"/>
-                <w:lang w:val="fr-FR"/>
-              </w:rPr>
-              <w:t>công</w:t>
-            </w:r>
-            <w:proofErr w:type="spellEnd"/>
-            <w:r>
-              <w:rPr>
-                <w:rFonts w:ascii="Times New Roman" w:hAnsi="Times New Roman"/>
-                <w:color w:val="000000"/>
-                <w:szCs w:val="24"/>
-                <w:lang w:val="fr-FR"/>
-              </w:rPr>
-              <w:t xml:space="preserve"> </w:t>
-            </w:r>
-            <w:proofErr w:type="spellStart"/>
-            <w:r>
-              <w:rPr>
-                <w:rFonts w:ascii="Times New Roman" w:hAnsi="Times New Roman"/>
-                <w:color w:val="000000"/>
-                <w:szCs w:val="24"/>
-                <w:lang w:val="fr-FR"/>
-              </w:rPr>
-              <w:t>việc</w:t>
-            </w:r>
-            <w:proofErr w:type="spellEnd"/>
-            <w:r>
-              <w:rPr>
-                <w:rFonts w:ascii="Times New Roman" w:hAnsi="Times New Roman"/>
-                <w:color w:val="000000"/>
-                <w:szCs w:val="24"/>
-                <w:lang w:val="fr-FR"/>
-              </w:rPr>
-              <w:t xml:space="preserve"> </w:t>
-            </w:r>
-            <w:proofErr w:type="spellStart"/>
-            <w:r>
-              <w:rPr>
-                <w:rFonts w:ascii="Times New Roman" w:hAnsi="Times New Roman"/>
-                <w:color w:val="000000"/>
-                <w:szCs w:val="24"/>
-                <w:lang w:val="fr-FR"/>
-              </w:rPr>
-              <w:t>liên</w:t>
-            </w:r>
-            <w:proofErr w:type="spellEnd"/>
-            <w:r>
-              <w:rPr>
-                <w:rFonts w:ascii="Times New Roman" w:hAnsi="Times New Roman"/>
-                <w:color w:val="000000"/>
-                <w:szCs w:val="24"/>
-                <w:lang w:val="fr-FR"/>
-              </w:rPr>
-              <w:t xml:space="preserve"> </w:t>
-            </w:r>
-            <w:proofErr w:type="spellStart"/>
-            <w:r>
-              <w:rPr>
-                <w:rFonts w:ascii="Times New Roman" w:hAnsi="Times New Roman"/>
-                <w:color w:val="000000"/>
-                <w:szCs w:val="24"/>
-                <w:lang w:val="fr-FR"/>
-              </w:rPr>
-              <w:t>quan</w:t>
-            </w:r>
-            <w:proofErr w:type="spellEnd"/>
-            <w:r>
-              <w:rPr>
-                <w:rFonts w:ascii="Times New Roman" w:hAnsi="Times New Roman"/>
-                <w:color w:val="000000"/>
-                <w:szCs w:val="24"/>
-                <w:lang w:val="fr-FR"/>
-              </w:rPr>
-              <w:t xml:space="preserve"> </w:t>
-            </w:r>
-            <w:proofErr w:type="spellStart"/>
-            <w:r>
-              <w:rPr>
-                <w:rFonts w:ascii="Times New Roman" w:hAnsi="Times New Roman"/>
-                <w:color w:val="000000"/>
-                <w:szCs w:val="24"/>
-                <w:lang w:val="fr-FR"/>
-              </w:rPr>
-              <w:t>khác</w:t>
-            </w:r>
-            <w:proofErr w:type="spellEnd"/>
-            <w:r>
-              <w:rPr>
-                <w:rFonts w:ascii="Times New Roman" w:hAnsi="Times New Roman"/>
-                <w:color w:val="000000"/>
-                <w:szCs w:val="24"/>
-                <w:lang w:val="fr-FR"/>
-              </w:rPr>
-              <w:t xml:space="preserve"> </w:t>
-            </w:r>
-            <w:proofErr w:type="spellStart"/>
-            <w:r>
-              <w:rPr>
-                <w:rFonts w:ascii="Times New Roman" w:hAnsi="Times New Roman"/>
-                <w:color w:val="000000"/>
-                <w:szCs w:val="24"/>
-                <w:lang w:val="fr-FR"/>
-              </w:rPr>
-              <w:t>dưới</w:t>
-            </w:r>
-            <w:proofErr w:type="spellEnd"/>
-            <w:r>
-              <w:rPr>
-                <w:rFonts w:ascii="Times New Roman" w:hAnsi="Times New Roman"/>
-                <w:color w:val="000000"/>
-                <w:szCs w:val="24"/>
-                <w:lang w:val="fr-FR"/>
-              </w:rPr>
-              <w:t xml:space="preserve"> </w:t>
-            </w:r>
-            <w:proofErr w:type="spellStart"/>
-            <w:r>
-              <w:rPr>
-                <w:rFonts w:ascii="Times New Roman" w:hAnsi="Times New Roman"/>
-                <w:color w:val="000000"/>
-                <w:szCs w:val="24"/>
-                <w:lang w:val="fr-FR"/>
-              </w:rPr>
-              <w:t>sự</w:t>
-            </w:r>
-            <w:proofErr w:type="spellEnd"/>
-            <w:r>
-              <w:rPr>
-                <w:rFonts w:ascii="Times New Roman" w:hAnsi="Times New Roman"/>
-                <w:color w:val="000000"/>
-                <w:szCs w:val="24"/>
-                <w:lang w:val="fr-FR"/>
-              </w:rPr>
-              <w:t xml:space="preserve"> </w:t>
-            </w:r>
-            <w:proofErr w:type="spellStart"/>
-            <w:r>
-              <w:rPr>
-                <w:rFonts w:ascii="Times New Roman" w:hAnsi="Times New Roman"/>
-                <w:color w:val="000000"/>
-                <w:szCs w:val="24"/>
-                <w:lang w:val="fr-FR"/>
-              </w:rPr>
-              <w:t>phân</w:t>
-            </w:r>
-            <w:proofErr w:type="spellEnd"/>
-            <w:r>
-              <w:rPr>
-                <w:rFonts w:ascii="Times New Roman" w:hAnsi="Times New Roman"/>
-                <w:color w:val="000000"/>
-                <w:szCs w:val="24"/>
-                <w:lang w:val="fr-FR"/>
-              </w:rPr>
-              <w:t xml:space="preserve"> </w:t>
-            </w:r>
-            <w:proofErr w:type="spellStart"/>
-            <w:r>
-              <w:rPr>
-                <w:rFonts w:ascii="Times New Roman" w:hAnsi="Times New Roman"/>
-                <w:color w:val="000000"/>
-                <w:szCs w:val="24"/>
-                <w:lang w:val="fr-FR"/>
-              </w:rPr>
-              <w:t>công</w:t>
-            </w:r>
-            <w:proofErr w:type="spellEnd"/>
-            <w:r>
-              <w:rPr>
-                <w:rFonts w:ascii="Times New Roman" w:hAnsi="Times New Roman"/>
-                <w:color w:val="000000"/>
-                <w:szCs w:val="24"/>
-                <w:lang w:val="fr-FR"/>
-              </w:rPr>
-              <w:t xml:space="preserve"> </w:t>
-            </w:r>
-            <w:proofErr w:type="spellStart"/>
-            <w:r>
-              <w:rPr>
-                <w:rFonts w:ascii="Times New Roman" w:hAnsi="Times New Roman"/>
-                <w:color w:val="000000"/>
-                <w:szCs w:val="24"/>
-                <w:lang w:val="fr-FR"/>
-              </w:rPr>
-              <w:t>của</w:t>
-            </w:r>
-            <w:proofErr w:type="spellEnd"/>
-            <w:r>
-              <w:rPr>
-                <w:rFonts w:ascii="Times New Roman" w:hAnsi="Times New Roman"/>
-                <w:color w:val="000000"/>
-                <w:szCs w:val="24"/>
-                <w:lang w:val="fr-FR"/>
-              </w:rPr>
-              <w:t xml:space="preserve"> </w:t>
-            </w:r>
-            <w:proofErr w:type="spellStart"/>
-            <w:r>
-              <w:rPr>
-                <w:rFonts w:ascii="Times New Roman" w:hAnsi="Times New Roman"/>
-                <w:color w:val="000000"/>
-                <w:szCs w:val="24"/>
-                <w:lang w:val="fr-FR"/>
-              </w:rPr>
-              <w:t>ng</w:t>
+              <w:t>Thực hiện theo bảng mô tả công việc và các công việc liên quan khác dưới sự phân công của ng</w:t>
             </w:r>
             <w:r>
               <w:rPr>
@@ -4530,97 +3033,7 @@
                 <w:szCs w:val="24"/>
                 <w:lang w:val="fr-FR"/>
               </w:rPr>
-              <w:t>ời</w:t>
-            </w:r>
-            <w:proofErr w:type="spellEnd"/>
-            <w:r>
-              <w:rPr>
-                <w:rFonts w:ascii="Times New Roman" w:hAnsi="Times New Roman"/>
-                <w:color w:val="000000"/>
-                <w:szCs w:val="24"/>
-                <w:lang w:val="fr-FR"/>
-              </w:rPr>
-              <w:t xml:space="preserve"> </w:t>
-            </w:r>
-            <w:proofErr w:type="spellStart"/>
-            <w:r>
-              <w:rPr>
-                <w:rFonts w:ascii="Times New Roman" w:hAnsi="Times New Roman"/>
-                <w:color w:val="000000"/>
-                <w:szCs w:val="24"/>
-                <w:lang w:val="fr-FR"/>
-              </w:rPr>
-              <w:t>quản</w:t>
-            </w:r>
-            <w:proofErr w:type="spellEnd"/>
-            <w:r>
-              <w:rPr>
-                <w:rFonts w:ascii="Times New Roman" w:hAnsi="Times New Roman"/>
-                <w:color w:val="000000"/>
-                <w:szCs w:val="24"/>
-                <w:lang w:val="fr-FR"/>
-              </w:rPr>
-              <w:t xml:space="preserve"> </w:t>
-            </w:r>
-            <w:proofErr w:type="spellStart"/>
-            <w:r>
-              <w:rPr>
-                <w:rFonts w:ascii="Times New Roman" w:hAnsi="Times New Roman"/>
-                <w:color w:val="000000"/>
-                <w:szCs w:val="24"/>
-                <w:lang w:val="fr-FR"/>
-              </w:rPr>
-              <w:t>lý</w:t>
-            </w:r>
-            <w:proofErr w:type="spellEnd"/>
-            <w:r>
-              <w:rPr>
-                <w:rFonts w:ascii="Times New Roman" w:hAnsi="Times New Roman"/>
-                <w:color w:val="000000"/>
-                <w:szCs w:val="24"/>
-                <w:lang w:val="fr-FR"/>
-              </w:rPr>
-              <w:t xml:space="preserve"> </w:t>
-            </w:r>
-            <w:proofErr w:type="spellStart"/>
-            <w:r>
-              <w:rPr>
-                <w:rFonts w:ascii="Times New Roman" w:hAnsi="Times New Roman"/>
-                <w:color w:val="000000"/>
-                <w:szCs w:val="24"/>
-                <w:lang w:val="fr-FR"/>
-              </w:rPr>
-              <w:t>trực</w:t>
-            </w:r>
-            <w:proofErr w:type="spellEnd"/>
-            <w:r>
-              <w:rPr>
-                <w:rFonts w:ascii="Times New Roman" w:hAnsi="Times New Roman"/>
-                <w:color w:val="000000"/>
-                <w:szCs w:val="24"/>
-                <w:lang w:val="fr-FR"/>
-              </w:rPr>
-              <w:t xml:space="preserve"> </w:t>
-            </w:r>
-            <w:proofErr w:type="spellStart"/>
-            <w:r>
-              <w:rPr>
-                <w:rFonts w:ascii="Times New Roman" w:hAnsi="Times New Roman"/>
-                <w:color w:val="000000"/>
-                <w:szCs w:val="24"/>
-                <w:lang w:val="fr-FR"/>
-              </w:rPr>
-              <w:t>tiếp</w:t>
-            </w:r>
-            <w:proofErr w:type="spellEnd"/>
-            <w:r>
-              <w:rPr>
-                <w:rFonts w:ascii="Times New Roman" w:hAnsi="Times New Roman"/>
-                <w:color w:val="000000"/>
-                <w:szCs w:val="24"/>
-                <w:lang w:val="fr-FR"/>
-              </w:rPr>
-              <w:t>.</w:t>
+              <w:t>ời quản lý trực tiếp.</w:t>
             </w:r>
           </w:p>
         </w:tc>
@@ -4687,565 +3100,7 @@
           <w:szCs w:val="24"/>
           <w:lang w:val="fr-FR"/>
         </w:rPr>
-        <w:t xml:space="preserve">- </w:t>
-      </w:r>
-      <w:proofErr w:type="spellStart"/>
-      <w:r>
-        <w:rPr>
-          <w:rFonts w:ascii="Times New Roman" w:hAnsi="Times New Roman"/>
-          <w:szCs w:val="24"/>
-          <w:lang w:val="fr-FR"/>
-        </w:rPr>
-        <w:t>Thời</w:t>
-      </w:r>
-      <w:proofErr w:type="spellEnd"/>
-      <w:r>
-        <w:rPr>
-          <w:rFonts w:ascii="Times New Roman" w:hAnsi="Times New Roman"/>
-          <w:szCs w:val="24"/>
-          <w:lang w:val="fr-FR"/>
-        </w:rPr>
-        <w:t xml:space="preserve"> </w:t>
-      </w:r>
-      <w:proofErr w:type="spellStart"/>
-      <w:r>
-        <w:rPr>
-          <w:rFonts w:ascii="Times New Roman" w:hAnsi="Times New Roman"/>
-          <w:szCs w:val="24"/>
-          <w:lang w:val="fr-FR"/>
-        </w:rPr>
-        <w:t>gian</w:t>
-      </w:r>
-      <w:proofErr w:type="spellEnd"/>
-      <w:r>
-        <w:rPr>
-          <w:rFonts w:ascii="Times New Roman" w:hAnsi="Times New Roman"/>
-          <w:szCs w:val="24"/>
-          <w:lang w:val="fr-FR"/>
-        </w:rPr>
-        <w:t xml:space="preserve"> </w:t>
-      </w:r>
-      <w:proofErr w:type="spellStart"/>
-      <w:r>
-        <w:rPr>
-          <w:rFonts w:ascii="Times New Roman" w:hAnsi="Times New Roman"/>
-          <w:szCs w:val="24"/>
-          <w:lang w:val="fr-FR"/>
-        </w:rPr>
-        <w:t>làm</w:t>
-      </w:r>
-      <w:proofErr w:type="spellEnd"/>
-      <w:r>
-        <w:rPr>
-          <w:rFonts w:ascii="Times New Roman" w:hAnsi="Times New Roman"/>
-          <w:szCs w:val="24"/>
-          <w:lang w:val="fr-FR"/>
-        </w:rPr>
-        <w:t xml:space="preserve"> </w:t>
-      </w:r>
-      <w:proofErr w:type="spellStart"/>
-      <w:r>
-        <w:rPr>
-          <w:rFonts w:ascii="Times New Roman" w:hAnsi="Times New Roman"/>
-          <w:szCs w:val="24"/>
-          <w:lang w:val="fr-FR"/>
-        </w:rPr>
-        <w:t>việc</w:t>
-      </w:r>
-      <w:proofErr w:type="spellEnd"/>
-      <w:r>
-        <w:rPr>
-          <w:rFonts w:ascii="Times New Roman" w:hAnsi="Times New Roman"/>
-          <w:szCs w:val="24"/>
-          <w:lang w:val="fr-FR"/>
-        </w:rPr>
-        <w:t xml:space="preserve">, </w:t>
-      </w:r>
-      <w:proofErr w:type="spellStart"/>
-      <w:r>
-        <w:rPr>
-          <w:rFonts w:ascii="Times New Roman" w:hAnsi="Times New Roman"/>
-          <w:szCs w:val="24"/>
-          <w:lang w:val="fr-FR"/>
-        </w:rPr>
-        <w:t>làm</w:t>
-      </w:r>
-      <w:proofErr w:type="spellEnd"/>
-      <w:r>
-        <w:rPr>
-          <w:rFonts w:ascii="Times New Roman" w:hAnsi="Times New Roman"/>
-          <w:szCs w:val="24"/>
-          <w:lang w:val="fr-FR"/>
-        </w:rPr>
-        <w:t xml:space="preserve"> </w:t>
-      </w:r>
-      <w:proofErr w:type="spellStart"/>
-      <w:r>
-        <w:rPr>
-          <w:rFonts w:ascii="Times New Roman" w:hAnsi="Times New Roman"/>
-          <w:szCs w:val="24"/>
-          <w:lang w:val="fr-FR"/>
-        </w:rPr>
-        <w:t>thêm</w:t>
-      </w:r>
-      <w:proofErr w:type="spellEnd"/>
-      <w:r>
-        <w:rPr>
-          <w:rFonts w:ascii="Times New Roman" w:hAnsi="Times New Roman"/>
-          <w:szCs w:val="24"/>
-          <w:lang w:val="fr-FR"/>
-        </w:rPr>
-        <w:t xml:space="preserve"> </w:t>
-      </w:r>
-      <w:proofErr w:type="spellStart"/>
-      <w:r>
-        <w:rPr>
-          <w:rFonts w:ascii="Times New Roman" w:hAnsi="Times New Roman"/>
-          <w:szCs w:val="24"/>
-          <w:lang w:val="fr-FR"/>
-        </w:rPr>
-        <w:t>giờ</w:t>
-      </w:r>
-      <w:proofErr w:type="spellEnd"/>
-      <w:r>
-        <w:rPr>
-          <w:rFonts w:ascii="Times New Roman" w:hAnsi="Times New Roman"/>
-          <w:szCs w:val="24"/>
-          <w:lang w:val="fr-FR"/>
-        </w:rPr>
-        <w:t xml:space="preserve"> </w:t>
-      </w:r>
-      <w:proofErr w:type="spellStart"/>
-      <w:r>
-        <w:rPr>
-          <w:rFonts w:ascii="Times New Roman" w:hAnsi="Times New Roman"/>
-          <w:szCs w:val="24"/>
-          <w:lang w:val="fr-FR"/>
-        </w:rPr>
-        <w:t>và</w:t>
-      </w:r>
-      <w:proofErr w:type="spellEnd"/>
-      <w:r>
-        <w:rPr>
-          <w:rFonts w:ascii="Times New Roman" w:hAnsi="Times New Roman"/>
-          <w:szCs w:val="24"/>
-          <w:lang w:val="fr-FR"/>
-        </w:rPr>
-        <w:t xml:space="preserve"> </w:t>
-      </w:r>
-      <w:proofErr w:type="spellStart"/>
-      <w:r>
-        <w:rPr>
-          <w:rFonts w:ascii="Times New Roman" w:hAnsi="Times New Roman"/>
-          <w:szCs w:val="24"/>
-          <w:lang w:val="fr-FR"/>
-        </w:rPr>
-        <w:t>thời</w:t>
-      </w:r>
-      <w:proofErr w:type="spellEnd"/>
-      <w:r>
-        <w:rPr>
-          <w:rFonts w:ascii="Times New Roman" w:hAnsi="Times New Roman"/>
-          <w:szCs w:val="24"/>
-          <w:lang w:val="fr-FR"/>
-        </w:rPr>
-        <w:t xml:space="preserve"> </w:t>
-      </w:r>
-      <w:proofErr w:type="spellStart"/>
-      <w:r>
-        <w:rPr>
-          <w:rFonts w:ascii="Times New Roman" w:hAnsi="Times New Roman"/>
-          <w:szCs w:val="24"/>
-          <w:lang w:val="fr-FR"/>
-        </w:rPr>
-        <w:t>gian</w:t>
-      </w:r>
-      <w:proofErr w:type="spellEnd"/>
-      <w:r>
-        <w:rPr>
-          <w:rFonts w:ascii="Times New Roman" w:hAnsi="Times New Roman"/>
-          <w:szCs w:val="24"/>
-          <w:lang w:val="fr-FR"/>
-        </w:rPr>
-        <w:t xml:space="preserve"> </w:t>
-      </w:r>
-      <w:proofErr w:type="spellStart"/>
-      <w:r>
-        <w:rPr>
-          <w:rFonts w:ascii="Times New Roman" w:hAnsi="Times New Roman"/>
-          <w:szCs w:val="24"/>
-          <w:lang w:val="fr-FR"/>
-        </w:rPr>
-        <w:t>nghỉ</w:t>
-      </w:r>
-      <w:proofErr w:type="spellEnd"/>
-      <w:r>
-        <w:rPr>
-          <w:rFonts w:ascii="Times New Roman" w:hAnsi="Times New Roman"/>
-          <w:szCs w:val="24"/>
-          <w:lang w:val="fr-FR"/>
-        </w:rPr>
-        <w:t xml:space="preserve"> </w:t>
-      </w:r>
-      <w:proofErr w:type="spellStart"/>
-      <w:r>
-        <w:rPr>
-          <w:rFonts w:ascii="Times New Roman" w:hAnsi="Times New Roman"/>
-          <w:szCs w:val="24"/>
-          <w:lang w:val="fr-FR"/>
-        </w:rPr>
-        <w:t>ngơi</w:t>
-      </w:r>
-      <w:proofErr w:type="spellEnd"/>
-      <w:r>
-        <w:rPr>
-          <w:rFonts w:ascii="Times New Roman" w:hAnsi="Times New Roman"/>
-          <w:szCs w:val="24"/>
-          <w:lang w:val="fr-FR"/>
-        </w:rPr>
-        <w:t xml:space="preserve">, </w:t>
-      </w:r>
-      <w:proofErr w:type="spellStart"/>
-      <w:r>
-        <w:rPr>
-          <w:rFonts w:ascii="Times New Roman" w:hAnsi="Times New Roman"/>
-          <w:szCs w:val="24"/>
-          <w:lang w:val="fr-FR"/>
-        </w:rPr>
-        <w:t>nghỉ</w:t>
-      </w:r>
-      <w:proofErr w:type="spellEnd"/>
-      <w:r>
-        <w:rPr>
-          <w:rFonts w:ascii="Times New Roman" w:hAnsi="Times New Roman"/>
-          <w:szCs w:val="24"/>
-          <w:lang w:val="fr-FR"/>
-        </w:rPr>
-        <w:t xml:space="preserve"> </w:t>
-      </w:r>
-      <w:proofErr w:type="spellStart"/>
-      <w:r>
-        <w:rPr>
-          <w:rFonts w:ascii="Times New Roman" w:hAnsi="Times New Roman"/>
-          <w:szCs w:val="24"/>
-          <w:lang w:val="fr-FR"/>
-        </w:rPr>
-        <w:t>hàng</w:t>
-      </w:r>
-      <w:proofErr w:type="spellEnd"/>
-      <w:r>
-        <w:rPr>
-          <w:rFonts w:ascii="Times New Roman" w:hAnsi="Times New Roman"/>
-          <w:szCs w:val="24"/>
-          <w:lang w:val="fr-FR"/>
-        </w:rPr>
-        <w:t xml:space="preserve"> </w:t>
-      </w:r>
-      <w:proofErr w:type="spellStart"/>
-      <w:r>
-        <w:rPr>
-          <w:rFonts w:ascii="Times New Roman" w:hAnsi="Times New Roman"/>
-          <w:szCs w:val="24"/>
-          <w:lang w:val="fr-FR"/>
-        </w:rPr>
-        <w:t>năm</w:t>
-      </w:r>
-      <w:proofErr w:type="spellEnd"/>
-      <w:r>
-        <w:rPr>
-          <w:rFonts w:ascii="Times New Roman" w:hAnsi="Times New Roman"/>
-          <w:szCs w:val="24"/>
-          <w:lang w:val="fr-FR"/>
-        </w:rPr>
-        <w:t xml:space="preserve">: Theo </w:t>
-      </w:r>
-      <w:proofErr w:type="spellStart"/>
-      <w:r>
-        <w:rPr>
-          <w:rFonts w:ascii="Times New Roman" w:hAnsi="Times New Roman"/>
-          <w:szCs w:val="24"/>
-          <w:lang w:val="fr-FR"/>
-        </w:rPr>
-        <w:t>nội</w:t>
-      </w:r>
-      <w:proofErr w:type="spellEnd"/>
-      <w:r>
-        <w:rPr>
-          <w:rFonts w:ascii="Times New Roman" w:hAnsi="Times New Roman"/>
-          <w:szCs w:val="24"/>
-          <w:lang w:val="fr-FR"/>
-        </w:rPr>
-        <w:t xml:space="preserve"> </w:t>
-      </w:r>
-      <w:proofErr w:type="spellStart"/>
-      <w:r>
-        <w:rPr>
-          <w:rFonts w:ascii="Times New Roman" w:hAnsi="Times New Roman"/>
-          <w:szCs w:val="24"/>
-          <w:lang w:val="fr-FR"/>
-        </w:rPr>
-        <w:t>quy</w:t>
-      </w:r>
-      <w:proofErr w:type="spellEnd"/>
-      <w:r>
-        <w:rPr>
-          <w:rFonts w:ascii="Times New Roman" w:hAnsi="Times New Roman"/>
-          <w:szCs w:val="24"/>
-          <w:lang w:val="fr-FR"/>
-        </w:rPr>
-        <w:t xml:space="preserve">, </w:t>
-      </w:r>
-      <w:proofErr w:type="spellStart"/>
-      <w:r>
-        <w:rPr>
-          <w:rFonts w:ascii="Times New Roman" w:hAnsi="Times New Roman"/>
-          <w:szCs w:val="24"/>
-          <w:lang w:val="fr-FR"/>
-        </w:rPr>
-        <w:t>thỏa</w:t>
-      </w:r>
-      <w:proofErr w:type="spellEnd"/>
-      <w:r>
-        <w:rPr>
-          <w:rFonts w:ascii="Times New Roman" w:hAnsi="Times New Roman"/>
-          <w:szCs w:val="24"/>
-          <w:lang w:val="fr-FR"/>
-        </w:rPr>
-        <w:t xml:space="preserve"> </w:t>
-      </w:r>
-      <w:proofErr w:type="spellStart"/>
-      <w:r>
-        <w:rPr>
-          <w:rFonts w:ascii="Times New Roman" w:hAnsi="Times New Roman"/>
-          <w:szCs w:val="24"/>
-          <w:lang w:val="fr-FR"/>
-        </w:rPr>
-        <w:t>ước</w:t>
-      </w:r>
-      <w:proofErr w:type="spellEnd"/>
-      <w:r>
-        <w:rPr>
-          <w:rFonts w:ascii="Times New Roman" w:hAnsi="Times New Roman"/>
-          <w:szCs w:val="24"/>
-          <w:lang w:val="fr-FR"/>
-        </w:rPr>
-        <w:t xml:space="preserve"> lao </w:t>
-      </w:r>
-      <w:proofErr w:type="spellStart"/>
-      <w:r>
-        <w:rPr>
-          <w:rFonts w:ascii="Times New Roman" w:hAnsi="Times New Roman"/>
-          <w:szCs w:val="24"/>
-          <w:lang w:val="fr-FR"/>
-        </w:rPr>
-        <w:t>động</w:t>
-      </w:r>
-      <w:proofErr w:type="spellEnd"/>
-      <w:r>
-        <w:rPr>
-          <w:rFonts w:ascii="Times New Roman" w:hAnsi="Times New Roman"/>
-          <w:szCs w:val="24"/>
-          <w:lang w:val="fr-FR"/>
-        </w:rPr>
-        <w:t xml:space="preserve"> </w:t>
-      </w:r>
-      <w:proofErr w:type="spellStart"/>
-      <w:r>
-        <w:rPr>
-          <w:rFonts w:ascii="Times New Roman" w:hAnsi="Times New Roman"/>
-          <w:szCs w:val="24"/>
-          <w:lang w:val="fr-FR"/>
-        </w:rPr>
-        <w:t>tập</w:t>
-      </w:r>
-      <w:proofErr w:type="spellEnd"/>
-      <w:r>
-        <w:rPr>
-          <w:rFonts w:ascii="Times New Roman" w:hAnsi="Times New Roman"/>
-          <w:szCs w:val="24"/>
-          <w:lang w:val="fr-FR"/>
-        </w:rPr>
-        <w:t xml:space="preserve"> </w:t>
-      </w:r>
-      <w:proofErr w:type="spellStart"/>
-      <w:r>
-        <w:rPr>
-          <w:rFonts w:ascii="Times New Roman" w:hAnsi="Times New Roman"/>
-          <w:szCs w:val="24"/>
-          <w:lang w:val="fr-FR"/>
-        </w:rPr>
-        <w:t>thể</w:t>
-      </w:r>
-      <w:proofErr w:type="spellEnd"/>
-      <w:r>
-        <w:rPr>
-          <w:rFonts w:ascii="Times New Roman" w:hAnsi="Times New Roman"/>
-          <w:szCs w:val="24"/>
-          <w:lang w:val="fr-FR"/>
-        </w:rPr>
-        <w:t xml:space="preserve"> </w:t>
-      </w:r>
-      <w:proofErr w:type="spellStart"/>
-      <w:r>
-        <w:rPr>
-          <w:rFonts w:ascii="Times New Roman" w:hAnsi="Times New Roman"/>
-          <w:szCs w:val="24"/>
-          <w:lang w:val="fr-FR"/>
-        </w:rPr>
-        <w:t>của</w:t>
-      </w:r>
-      <w:proofErr w:type="spellEnd"/>
-      <w:r>
-        <w:rPr>
-          <w:rFonts w:ascii="Times New Roman" w:hAnsi="Times New Roman"/>
-          <w:szCs w:val="24"/>
-          <w:lang w:val="fr-FR"/>
-        </w:rPr>
-        <w:t xml:space="preserve"> </w:t>
-      </w:r>
-      <w:proofErr w:type="spellStart"/>
-      <w:r>
-        <w:rPr>
-          <w:rFonts w:ascii="Times New Roman" w:hAnsi="Times New Roman"/>
-          <w:szCs w:val="24"/>
-          <w:lang w:val="fr-FR"/>
-        </w:rPr>
-        <w:t>công</w:t>
-      </w:r>
-      <w:proofErr w:type="spellEnd"/>
-      <w:r>
-        <w:rPr>
-          <w:rFonts w:ascii="Times New Roman" w:hAnsi="Times New Roman"/>
-          <w:szCs w:val="24"/>
-          <w:lang w:val="fr-FR"/>
-        </w:rPr>
-        <w:t xml:space="preserve"> </w:t>
-      </w:r>
-      <w:proofErr w:type="spellStart"/>
-      <w:r>
-        <w:rPr>
-          <w:rFonts w:ascii="Times New Roman" w:hAnsi="Times New Roman"/>
-          <w:szCs w:val="24"/>
-          <w:lang w:val="fr-FR"/>
-        </w:rPr>
-        <w:t>ty</w:t>
-      </w:r>
-      <w:proofErr w:type="spellEnd"/>
-      <w:r>
-        <w:rPr>
-          <w:rFonts w:ascii="Times New Roman" w:hAnsi="Times New Roman"/>
-          <w:szCs w:val="24"/>
-          <w:lang w:val="fr-FR"/>
-        </w:rPr>
-        <w:t xml:space="preserve"> </w:t>
-      </w:r>
-      <w:proofErr w:type="spellStart"/>
-      <w:r>
-        <w:rPr>
-          <w:rFonts w:ascii="Times New Roman" w:hAnsi="Times New Roman"/>
-          <w:szCs w:val="24"/>
-          <w:lang w:val="fr-FR"/>
-        </w:rPr>
-        <w:t>và</w:t>
-      </w:r>
-      <w:proofErr w:type="spellEnd"/>
-      <w:r>
-        <w:rPr>
-          <w:rFonts w:ascii="Times New Roman" w:hAnsi="Times New Roman"/>
-          <w:szCs w:val="24"/>
-          <w:lang w:val="fr-FR"/>
-        </w:rPr>
-        <w:t xml:space="preserve"> </w:t>
-      </w:r>
-      <w:proofErr w:type="spellStart"/>
-      <w:r>
-        <w:rPr>
-          <w:rFonts w:ascii="Times New Roman" w:hAnsi="Times New Roman"/>
-          <w:szCs w:val="24"/>
-          <w:lang w:val="fr-FR"/>
-        </w:rPr>
-        <w:t>quy</w:t>
-      </w:r>
-      <w:proofErr w:type="spellEnd"/>
-      <w:r>
-        <w:rPr>
-          <w:rFonts w:ascii="Times New Roman" w:hAnsi="Times New Roman"/>
-          <w:szCs w:val="24"/>
-          <w:lang w:val="fr-FR"/>
-        </w:rPr>
-        <w:t xml:space="preserve"> </w:t>
-      </w:r>
-      <w:proofErr w:type="spellStart"/>
-      <w:r>
-        <w:rPr>
-          <w:rFonts w:ascii="Times New Roman" w:hAnsi="Times New Roman"/>
-          <w:szCs w:val="24"/>
-          <w:lang w:val="fr-FR"/>
-        </w:rPr>
-        <w:t>định</w:t>
-      </w:r>
-      <w:proofErr w:type="spellEnd"/>
-      <w:r>
-        <w:rPr>
-          <w:rFonts w:ascii="Times New Roman" w:hAnsi="Times New Roman"/>
-          <w:szCs w:val="24"/>
-          <w:lang w:val="fr-FR"/>
-        </w:rPr>
-        <w:t xml:space="preserve"> </w:t>
-      </w:r>
-      <w:proofErr w:type="spellStart"/>
-      <w:r>
-        <w:rPr>
-          <w:rFonts w:ascii="Times New Roman" w:hAnsi="Times New Roman"/>
-          <w:szCs w:val="24"/>
-          <w:lang w:val="fr-FR"/>
-        </w:rPr>
-        <w:t>của</w:t>
-      </w:r>
-      <w:proofErr w:type="spellEnd"/>
-      <w:r>
-        <w:rPr>
-          <w:rFonts w:ascii="Times New Roman" w:hAnsi="Times New Roman"/>
-          <w:szCs w:val="24"/>
-          <w:lang w:val="fr-FR"/>
-        </w:rPr>
-        <w:t xml:space="preserve"> </w:t>
-      </w:r>
-      <w:proofErr w:type="spellStart"/>
-      <w:r>
-        <w:rPr>
-          <w:rFonts w:ascii="Times New Roman" w:hAnsi="Times New Roman"/>
-          <w:szCs w:val="24"/>
-          <w:lang w:val="fr-FR"/>
-        </w:rPr>
-        <w:t>pháp</w:t>
-      </w:r>
-      <w:proofErr w:type="spellEnd"/>
-      <w:r>
-        <w:rPr>
-          <w:rFonts w:ascii="Times New Roman" w:hAnsi="Times New Roman"/>
-          <w:szCs w:val="24"/>
-          <w:lang w:val="fr-FR"/>
-        </w:rPr>
-        <w:t xml:space="preserve"> </w:t>
-      </w:r>
-      <w:proofErr w:type="spellStart"/>
-      <w:r>
-        <w:rPr>
-          <w:rFonts w:ascii="Times New Roman" w:hAnsi="Times New Roman"/>
-          <w:szCs w:val="24"/>
-          <w:lang w:val="fr-FR"/>
-        </w:rPr>
-        <w:t>luật</w:t>
-      </w:r>
-      <w:proofErr w:type="spellEnd"/>
-      <w:r>
-        <w:rPr>
-          <w:rFonts w:ascii="Times New Roman" w:hAnsi="Times New Roman"/>
-          <w:szCs w:val="24"/>
-          <w:lang w:val="fr-FR"/>
-        </w:rPr>
-        <w:t>.</w:t>
+        <w:t>- Thời gian làm việc, làm thêm giờ và thời gian nghỉ ngơi, nghỉ hàng năm: Theo nội quy, thỏa ước lao động tập thể của công ty và quy định của pháp luật.</w:t>
       </w:r>
     </w:p>
     <w:p>
@@ -5269,349 +3124,7 @@
           <w:szCs w:val="24"/>
           <w:lang w:val="fr-FR"/>
         </w:rPr>
-        <w:t xml:space="preserve">- </w:t>
-      </w:r>
-      <w:proofErr w:type="spellStart"/>
-      <w:r>
-        <w:rPr>
-          <w:rFonts w:ascii="Times New Roman" w:hAnsi="Times New Roman"/>
-          <w:szCs w:val="24"/>
-          <w:lang w:val="fr-FR"/>
-        </w:rPr>
-        <w:t>Nghỉ</w:t>
-      </w:r>
-      <w:proofErr w:type="spellEnd"/>
-      <w:r>
-        <w:rPr>
-          <w:rFonts w:ascii="Times New Roman" w:hAnsi="Times New Roman"/>
-          <w:szCs w:val="24"/>
-          <w:lang w:val="fr-FR"/>
-        </w:rPr>
-        <w:t xml:space="preserve"> </w:t>
-      </w:r>
-      <w:proofErr w:type="spellStart"/>
-      <w:r>
-        <w:rPr>
-          <w:rFonts w:ascii="Times New Roman" w:hAnsi="Times New Roman"/>
-          <w:szCs w:val="24"/>
-          <w:lang w:val="fr-FR"/>
-        </w:rPr>
-        <w:t>Lễ</w:t>
-      </w:r>
-      <w:proofErr w:type="spellEnd"/>
-      <w:r>
-        <w:rPr>
-          <w:rFonts w:ascii="Times New Roman" w:hAnsi="Times New Roman"/>
-          <w:szCs w:val="24"/>
-          <w:lang w:val="fr-FR"/>
-        </w:rPr>
-        <w:t xml:space="preserve">, </w:t>
-      </w:r>
-      <w:proofErr w:type="spellStart"/>
-      <w:r>
-        <w:rPr>
-          <w:rFonts w:ascii="Times New Roman" w:hAnsi="Times New Roman"/>
-          <w:szCs w:val="24"/>
-          <w:lang w:val="fr-FR"/>
-        </w:rPr>
-        <w:t>Tết</w:t>
-      </w:r>
-      <w:proofErr w:type="spellEnd"/>
-      <w:r>
-        <w:rPr>
-          <w:rFonts w:ascii="Times New Roman" w:hAnsi="Times New Roman"/>
-          <w:szCs w:val="24"/>
-          <w:lang w:val="fr-FR"/>
-        </w:rPr>
-        <w:t xml:space="preserve">, </w:t>
-      </w:r>
-      <w:proofErr w:type="spellStart"/>
-      <w:r>
-        <w:rPr>
-          <w:rFonts w:ascii="Times New Roman" w:hAnsi="Times New Roman"/>
-          <w:szCs w:val="24"/>
-          <w:lang w:val="fr-FR"/>
-        </w:rPr>
-        <w:t>việc</w:t>
-      </w:r>
-      <w:proofErr w:type="spellEnd"/>
-      <w:r>
-        <w:rPr>
-          <w:rFonts w:ascii="Times New Roman" w:hAnsi="Times New Roman"/>
-          <w:szCs w:val="24"/>
-          <w:lang w:val="fr-FR"/>
-        </w:rPr>
-        <w:t xml:space="preserve"> </w:t>
-      </w:r>
-      <w:proofErr w:type="spellStart"/>
-      <w:r>
-        <w:rPr>
-          <w:rFonts w:ascii="Times New Roman" w:hAnsi="Times New Roman"/>
-          <w:szCs w:val="24"/>
-          <w:lang w:val="fr-FR"/>
-        </w:rPr>
-        <w:t>riêng</w:t>
-      </w:r>
-      <w:proofErr w:type="spellEnd"/>
-      <w:r>
-        <w:rPr>
-          <w:rFonts w:ascii="Times New Roman" w:hAnsi="Times New Roman"/>
-          <w:szCs w:val="24"/>
-          <w:lang w:val="fr-FR"/>
-        </w:rPr>
-        <w:t xml:space="preserve"> </w:t>
-      </w:r>
-      <w:proofErr w:type="spellStart"/>
-      <w:r>
-        <w:rPr>
-          <w:rFonts w:ascii="Times New Roman" w:hAnsi="Times New Roman"/>
-          <w:szCs w:val="24"/>
-          <w:lang w:val="fr-FR"/>
-        </w:rPr>
-        <w:t>có</w:t>
-      </w:r>
-      <w:proofErr w:type="spellEnd"/>
-      <w:r>
-        <w:rPr>
-          <w:rFonts w:ascii="Times New Roman" w:hAnsi="Times New Roman"/>
-          <w:szCs w:val="24"/>
-          <w:lang w:val="fr-FR"/>
-        </w:rPr>
-        <w:t xml:space="preserve"> </w:t>
-      </w:r>
-      <w:proofErr w:type="spellStart"/>
-      <w:r>
-        <w:rPr>
-          <w:rFonts w:ascii="Times New Roman" w:hAnsi="Times New Roman"/>
-          <w:szCs w:val="24"/>
-          <w:lang w:val="fr-FR"/>
-        </w:rPr>
-        <w:t>hưởng</w:t>
-      </w:r>
-      <w:proofErr w:type="spellEnd"/>
-      <w:r>
-        <w:rPr>
-          <w:rFonts w:ascii="Times New Roman" w:hAnsi="Times New Roman"/>
-          <w:szCs w:val="24"/>
-          <w:lang w:val="fr-FR"/>
-        </w:rPr>
-        <w:t xml:space="preserve"> </w:t>
-      </w:r>
-      <w:proofErr w:type="spellStart"/>
-      <w:r>
-        <w:rPr>
-          <w:rFonts w:ascii="Times New Roman" w:hAnsi="Times New Roman"/>
-          <w:szCs w:val="24"/>
-          <w:lang w:val="fr-FR"/>
-        </w:rPr>
-        <w:t>lương</w:t>
-      </w:r>
-      <w:proofErr w:type="spellEnd"/>
-      <w:r>
-        <w:rPr>
-          <w:rFonts w:ascii="Times New Roman" w:hAnsi="Times New Roman"/>
-          <w:szCs w:val="24"/>
-          <w:lang w:val="fr-FR"/>
-        </w:rPr>
-        <w:t xml:space="preserve">: Theo </w:t>
-      </w:r>
-      <w:proofErr w:type="spellStart"/>
-      <w:r>
-        <w:rPr>
-          <w:rFonts w:ascii="Times New Roman" w:hAnsi="Times New Roman"/>
-          <w:szCs w:val="24"/>
-          <w:lang w:val="fr-FR"/>
-        </w:rPr>
-        <w:t>quy</w:t>
-      </w:r>
-      <w:proofErr w:type="spellEnd"/>
-      <w:r>
-        <w:rPr>
-          <w:rFonts w:ascii="Times New Roman" w:hAnsi="Times New Roman"/>
-          <w:szCs w:val="24"/>
-          <w:lang w:val="fr-FR"/>
-        </w:rPr>
-        <w:t xml:space="preserve"> </w:t>
-      </w:r>
-      <w:proofErr w:type="spellStart"/>
-      <w:r>
-        <w:rPr>
-          <w:rFonts w:ascii="Times New Roman" w:hAnsi="Times New Roman"/>
-          <w:szCs w:val="24"/>
-          <w:lang w:val="fr-FR"/>
-        </w:rPr>
-        <w:t>định</w:t>
-      </w:r>
-      <w:proofErr w:type="spellEnd"/>
-      <w:r>
-        <w:rPr>
-          <w:rFonts w:ascii="Times New Roman" w:hAnsi="Times New Roman"/>
-          <w:szCs w:val="24"/>
-          <w:lang w:val="fr-FR"/>
-        </w:rPr>
-        <w:t xml:space="preserve"> </w:t>
-      </w:r>
-      <w:proofErr w:type="spellStart"/>
-      <w:r>
-        <w:rPr>
-          <w:rFonts w:ascii="Times New Roman" w:hAnsi="Times New Roman"/>
-          <w:szCs w:val="24"/>
-          <w:lang w:val="fr-FR"/>
-        </w:rPr>
-        <w:t>của</w:t>
-      </w:r>
-      <w:proofErr w:type="spellEnd"/>
-      <w:r>
-        <w:rPr>
-          <w:rFonts w:ascii="Times New Roman" w:hAnsi="Times New Roman"/>
-          <w:szCs w:val="24"/>
-          <w:lang w:val="fr-FR"/>
-        </w:rPr>
-        <w:t xml:space="preserve"> </w:t>
-      </w:r>
-      <w:proofErr w:type="spellStart"/>
-      <w:r>
-        <w:rPr>
-          <w:rFonts w:ascii="Times New Roman" w:hAnsi="Times New Roman"/>
-          <w:szCs w:val="24"/>
-          <w:lang w:val="fr-FR"/>
-        </w:rPr>
-        <w:t>pháp</w:t>
-      </w:r>
-      <w:proofErr w:type="spellEnd"/>
-      <w:r>
-        <w:rPr>
-          <w:rFonts w:ascii="Times New Roman" w:hAnsi="Times New Roman"/>
-          <w:szCs w:val="24"/>
-          <w:lang w:val="fr-FR"/>
-        </w:rPr>
-        <w:t xml:space="preserve"> </w:t>
-      </w:r>
-      <w:proofErr w:type="spellStart"/>
-      <w:r>
-        <w:rPr>
-          <w:rFonts w:ascii="Times New Roman" w:hAnsi="Times New Roman"/>
-          <w:szCs w:val="24"/>
-          <w:lang w:val="fr-FR"/>
-        </w:rPr>
-        <w:t>luật</w:t>
-      </w:r>
-      <w:proofErr w:type="spellEnd"/>
-      <w:r>
-        <w:rPr>
-          <w:rFonts w:ascii="Times New Roman" w:hAnsi="Times New Roman"/>
-          <w:szCs w:val="24"/>
-          <w:lang w:val="fr-FR"/>
-        </w:rPr>
-        <w:t xml:space="preserve"> </w:t>
-      </w:r>
-      <w:proofErr w:type="spellStart"/>
-      <w:r>
-        <w:rPr>
-          <w:rFonts w:ascii="Times New Roman" w:hAnsi="Times New Roman"/>
-          <w:szCs w:val="24"/>
-          <w:lang w:val="fr-FR"/>
-        </w:rPr>
-        <w:t>và</w:t>
-      </w:r>
-      <w:proofErr w:type="spellEnd"/>
-      <w:r>
-        <w:rPr>
-          <w:rFonts w:ascii="Times New Roman" w:hAnsi="Times New Roman"/>
-          <w:szCs w:val="24"/>
-          <w:lang w:val="fr-FR"/>
-        </w:rPr>
-        <w:t xml:space="preserve"> </w:t>
-      </w:r>
-      <w:proofErr w:type="spellStart"/>
-      <w:r>
-        <w:rPr>
-          <w:rFonts w:ascii="Times New Roman" w:hAnsi="Times New Roman"/>
-          <w:szCs w:val="24"/>
-          <w:lang w:val="fr-FR"/>
-        </w:rPr>
-        <w:t>nội</w:t>
-      </w:r>
-      <w:proofErr w:type="spellEnd"/>
-      <w:r>
-        <w:rPr>
-          <w:rFonts w:ascii="Times New Roman" w:hAnsi="Times New Roman"/>
-          <w:szCs w:val="24"/>
-          <w:lang w:val="fr-FR"/>
-        </w:rPr>
-        <w:t xml:space="preserve"> </w:t>
-      </w:r>
-      <w:proofErr w:type="spellStart"/>
-      <w:r>
-        <w:rPr>
-          <w:rFonts w:ascii="Times New Roman" w:hAnsi="Times New Roman"/>
-          <w:szCs w:val="24"/>
-          <w:lang w:val="fr-FR"/>
-        </w:rPr>
-        <w:t>quy</w:t>
-      </w:r>
-      <w:proofErr w:type="spellEnd"/>
-      <w:r>
-        <w:rPr>
-          <w:rFonts w:ascii="Times New Roman" w:hAnsi="Times New Roman"/>
-          <w:szCs w:val="24"/>
-          <w:lang w:val="fr-FR"/>
-        </w:rPr>
-        <w:t xml:space="preserve"> </w:t>
-      </w:r>
-      <w:proofErr w:type="spellStart"/>
-      <w:r>
-        <w:rPr>
-          <w:rFonts w:ascii="Times New Roman" w:hAnsi="Times New Roman"/>
-          <w:szCs w:val="24"/>
-          <w:lang w:val="fr-FR"/>
-        </w:rPr>
-        <w:t>của</w:t>
-      </w:r>
-      <w:proofErr w:type="spellEnd"/>
-      <w:r>
-        <w:rPr>
-          <w:rFonts w:ascii="Times New Roman" w:hAnsi="Times New Roman"/>
-          <w:szCs w:val="24"/>
-          <w:lang w:val="fr-FR"/>
-        </w:rPr>
-        <w:t xml:space="preserve"> </w:t>
-      </w:r>
-      <w:proofErr w:type="spellStart"/>
-      <w:r>
-        <w:rPr>
-          <w:rFonts w:ascii="Times New Roman" w:hAnsi="Times New Roman"/>
-          <w:szCs w:val="24"/>
-          <w:lang w:val="fr-FR"/>
-        </w:rPr>
-        <w:t>công</w:t>
-      </w:r>
-      <w:proofErr w:type="spellEnd"/>
-      <w:r>
-        <w:rPr>
-          <w:rFonts w:ascii="Times New Roman" w:hAnsi="Times New Roman"/>
-          <w:szCs w:val="24"/>
-          <w:lang w:val="fr-FR"/>
-        </w:rPr>
-        <w:t xml:space="preserve"> </w:t>
-      </w:r>
-      <w:proofErr w:type="spellStart"/>
-      <w:r>
-        <w:rPr>
-          <w:rFonts w:ascii="Times New Roman" w:hAnsi="Times New Roman"/>
-          <w:szCs w:val="24"/>
-          <w:lang w:val="fr-FR"/>
-        </w:rPr>
-        <w:t>ty</w:t>
-      </w:r>
-      <w:proofErr w:type="spellEnd"/>
-      <w:r>
-        <w:rPr>
-          <w:rFonts w:ascii="Times New Roman" w:hAnsi="Times New Roman"/>
-          <w:szCs w:val="24"/>
-          <w:lang w:val="fr-FR"/>
-        </w:rPr>
-        <w:t>.</w:t>
+        <w:t>- Nghỉ Lễ, Tết, việc riêng có hưởng lương: Theo quy định của pháp luật và nội quy của công ty.</w:t>
       </w:r>
     </w:p>
     <w:p>
@@ -8648,7 +6161,16 @@
                 <w:szCs w:val="24"/>
                 <w:lang w:val="nl-NL"/>
               </w:rPr>
-              <w:t>sản xuất Nam Thu</w:t>
+              <w:t>S</w:t>
+            </w:r>
+            <w:r>
+              <w:rPr>
+                <w:rFonts w:ascii="Times New Roman" w:hAnsi="Times New Roman"/>
+                <w:b/>
+                <w:szCs w:val="24"/>
+                <w:lang w:val="nl-NL"/>
+              </w:rPr>
+              <w:t>ản xuất Nam Thu</w:t>
             </w:r>
             <w:r>
               <w:rPr>
@@ -8815,37 +6337,12 @@
               </w:rPr>
               <w:t xml:space="preserve">  </w:t>
             </w:r>
-            <w:proofErr w:type="spellStart"/>
-            <w:r>
-              <w:rPr>
-                <w:rFonts w:ascii="Times New Roman" w:hAnsi="Times New Roman"/>
-                <w:szCs w:val="24"/>
-              </w:rPr>
-              <w:t>Vị</w:t>
-            </w:r>
-            <w:proofErr w:type="spellEnd"/>
-            <w:r>
-              <w:rPr>
-                <w:rFonts w:ascii="Times New Roman" w:hAnsi="Times New Roman"/>
-                <w:szCs w:val="24"/>
-              </w:rPr>
-              <w:t xml:space="preserve"> </w:t>
-            </w:r>
-            <w:proofErr w:type="spellStart"/>
-            <w:r>
-              <w:rPr>
-                <w:rFonts w:ascii="Times New Roman" w:hAnsi="Times New Roman"/>
-                <w:szCs w:val="24"/>
-              </w:rPr>
-              <w:t>trí</w:t>
-            </w:r>
-            <w:proofErr w:type="spellEnd"/>
-            <w:r>
-              <w:rPr>
-                <w:rFonts w:ascii="Times New Roman" w:hAnsi="Times New Roman"/>
-                <w:szCs w:val="24"/>
-              </w:rPr>
-              <w:t xml:space="preserve">: </w:t>
+            <w:r>
+              <w:rPr>
+                <w:rFonts w:ascii="Times New Roman" w:hAnsi="Times New Roman"/>
+                <w:szCs w:val="24"/>
+              </w:rPr>
+              <w:t xml:space="preserve">Vị trí: </w:t>
             </w:r>
             <w:r>
               <w:rPr>
@@ -10362,6 +7859,9 @@
   <wne:recipientData>
     <wne:active wne:val="1"/>
     <wne:hash wne:val="1707048493"/>
+  </wne:recipientData>
+  <wne:recipientData>
+    <wne:active wne:val="1"/>
   </wne:recipientData>
   <wne:recipientData>
     <wne:active wne:val="1"/>

--- a/static/uploads/mau/hopdong/nt1/tren_o1/hdvth.docx
+++ b/static/uploads/mau/hopdong/nt1/tren_o1/hdvth.docx
@@ -1399,7 +1399,21 @@
                 <w:rFonts w:ascii="Times New Roman" w:hAnsi="Times New Roman"/>
                 <w:lang w:val="nl-NL"/>
               </w:rPr>
-              <w:t>Tổ dân phố Thủy Sơn 7, phường Thủy Nguyên, thành phố Hải Phòng</w:t>
+              <w:t xml:space="preserve">Tổ dân phố Thủy Sơn </w:t>
+            </w:r>
+            <w:r>
+              <w:rPr>
+                <w:rFonts w:ascii="Times New Roman" w:hAnsi="Times New Roman"/>
+                <w:lang w:val="nl-NL"/>
+              </w:rPr>
+              <w:t>4</w:t>
+            </w:r>
+            <w:r>
+              <w:rPr>
+                <w:rFonts w:ascii="Times New Roman" w:hAnsi="Times New Roman"/>
+                <w:lang w:val="nl-NL"/>
+              </w:rPr>
+              <w:t>, phường Thủy Nguyên, thành phố Hải Phòng</w:t>
             </w:r>
           </w:p>
         </w:tc>
@@ -2592,7 +2606,23 @@
                 <w:szCs w:val="24"/>
                 <w:lang w:val="fr-FR"/>
               </w:rPr>
-              <w:t>Tổ dân phố Thủy Sơn 7, phường Thủy Nguyên, thành phố Hải Phòng</w:t>
+              <w:t xml:space="preserve">Tổ dân phố Thủy Sơn </w:t>
+            </w:r>
+            <w:r>
+              <w:rPr>
+                <w:rFonts w:ascii="Times New Roman" w:hAnsi="Times New Roman"/>
+                <w:szCs w:val="24"/>
+                <w:lang w:val="fr-FR"/>
+              </w:rPr>
+              <w:t>4</w:t>
+            </w:r>
+            <w:r>
+              <w:rPr>
+                <w:rFonts w:ascii="Times New Roman" w:hAnsi="Times New Roman"/>
+                <w:szCs w:val="24"/>
+                <w:lang w:val="fr-FR"/>
+              </w:rPr>
+              <w:t>, phường Thủy Nguyên, thành phố Hải Phòng</w:t>
             </w:r>
           </w:p>
           <w:p>
@@ -7859,6 +7889,9 @@
   <wne:recipientData>
     <wne:active wne:val="1"/>
     <wne:hash wne:val="1707048493"/>
+  </wne:recipientData>
+  <wne:recipientData>
+    <wne:active wne:val="1"/>
   </wne:recipientData>
   <wne:recipientData>
     <wne:active wne:val="1"/>
